--- a/contenus/trames/ENT-4.1-picard-premier-camion-trame-eleve.docx
+++ b/contenus/trames/ENT-4.1-picard-premier-camion-trame-eleve.docx
@@ -49,7 +49,7 @@
           <w:color w:val="111111"/>
           <w:sz w:val="40"/>
         </w:rPr>
-        <w:t xml:space="preserve">  Logisim</w:t>
+        <w:t xml:space="preserve">  Simulog</w:t>
       </w:r>
       <w:r>
         <w:tab/>
@@ -939,7 +939,7 @@
         <w:rPr>
           <w:sz w:val="22"/>
         </w:rPr>
-        <w:t>Cherche « Picard histoire » et ouvre la page « L'histoire de Picard » du site picard.fr.</w:t>
+        <w:t>Cherche « Picard histoire » et ouvre la page « L'histoire de Picard » du site picard.fr.</w:t>
       </w:r>
     </w:p>
     <w:p>
@@ -960,7 +960,7 @@
         <w:rPr>
           <w:sz w:val="22"/>
         </w:rPr>
-        <w:t>Cherche ensuite « Picard entrepôt Sainghin GXO » et ouvre l'article de Voxlog (2023).</w:t>
+        <w:t>Cherche ensuite « Picard entrepôt Sainghin GXO » et ouvre l'article de Voxlog (2023).</w:t>
       </w:r>
     </w:p>
     <w:p>
@@ -1472,7 +1472,7 @@
           <w:color w:val="1A1A1A"/>
           <w:sz w:val="22"/>
         </w:rPr>
-        <w:t>Connecte-toi à Prepalog, ouvre la rubrique Logisim, puis l'activité « Picard — le premier camion ». Le logiciel s'ouvre aux couleurs de Picard. L'accueil te donne les cinq étapes de la séance.</w:t>
+        <w:t>Connecte-toi à Prepalog, ouvre la rubrique Simulog, puis l'activité « Picard — le premier camion ». Le logiciel s'ouvre aux couleurs de Picard. L'accueil te donne les cinq étapes de la séance.</w:t>
       </w:r>
     </w:p>
     <w:p>
@@ -1493,7 +1493,7 @@
         <w:rPr>
           <w:sz w:val="22"/>
         </w:rPr>
-        <w:t>Dans le menu de gauche, clique sur « Messagerie ».</w:t>
+        <w:t>Dans le menu de gauche, clique sur « Messagerie ».</w:t>
       </w:r>
     </w:p>
     <w:p>
@@ -1514,7 +1514,7 @@
         <w:rPr>
           <w:sz w:val="22"/>
         </w:rPr>
-        <w:t>Ouvre le message du chef de quai : « Quai 32 : premier camion à 6 h 00 ».</w:t>
+        <w:t>Ouvre le message du chef de quai : « Quai 32 : premier camion à 6 h 00 ».</w:t>
       </w:r>
     </w:p>
     <w:p>
@@ -1825,7 +1825,7 @@
                 <w:b/>
                 <w:sz w:val="21"/>
               </w:rPr>
-              <w:t>Le chef de quai écrit : « le froid d'abord, les papiers ensuite ». Avant de commencer, qu'est-ce que tu crois que cela veut dire ?</w:t>
+              <w:t>Le chef de quai écrit : « le froid d'abord, les papiers ensuite ». Avant de commencer, qu'est-ce que tu crois que cela veut dire ?</w:t>
             </w:r>
           </w:p>
           <w:p>
@@ -1922,7 +1922,7 @@
           <w:color w:val="1A1A1A"/>
           <w:sz w:val="22"/>
         </w:rPr>
-        <w:t>Dans le menu de gauche, clique sur « Quai de réception ». Tu es à l'étape ① « Le camion arrive » : le camion est à quai, portes fermées. Le chauffeur te tend deux papiers : le bon de livraison (BL) et le ticket de l'enregistreur de température.</w:t>
+        <w:t>Dans le menu de gauche, clique sur « Quai de réception ». Tu es à l'étape ① « Le camion arrive » : le camion est à quai, portes fermées. Le chauffeur te tend deux papiers : le bon de livraison (BL) et le ticket de l'enregistreur de température.</w:t>
       </w:r>
     </w:p>
     <w:tbl>
@@ -2043,7 +2043,7 @@
         <w:rPr>
           <w:sz w:val="22"/>
         </w:rPr>
-        <w:t>Clique sur « Lire le ticket » (2 min). Lis toutes les lignes, de haut en bas.</w:t>
+        <w:t>Clique sur « Lire le ticket » (2 min). Lis toutes les lignes, de haut en bas.</w:t>
       </w:r>
     </w:p>
     <w:p>
@@ -2085,7 +2085,7 @@
         <w:rPr>
           <w:sz w:val="22"/>
         </w:rPr>
-        <w:t>Ne clique pas encore sur « Oui, vous pouvez ouvrir et décharger ».</w:t>
+        <w:t>Ne clique pas encore sur « Oui, vous pouvez ouvrir et décharger ».</w:t>
       </w:r>
     </w:p>
     <w:tbl>
@@ -2505,7 +2505,7 @@
           <w:color w:val="1A1A1A"/>
           <w:sz w:val="22"/>
         </w:rPr>
-        <w:t>Clique sur « Oui, vous pouvez ouvrir et décharger ». La porte se lève : regarde la jauge « Temps hors froid du lot », en haut. Elle démarre maintenant. Quand les palettes sont posées, clique sur « Contrôler les palettes → ».</w:t>
+        <w:t>Clique sur « Oui, vous pouvez ouvrir et décharger ». La porte se lève : regarde la jauge « Temps hors froid du lot », en haut. Elle démarre maintenant. Quand les palettes sont posées, clique sur « Contrôler les palettes → ».</w:t>
       </w:r>
     </w:p>
     <w:tbl>
@@ -2603,7 +2603,7 @@
         <w:rPr>
           <w:sz w:val="22"/>
         </w:rPr>
-        <w:t>Clique sur « Faire le tour de la palette » pour voir ses quatre côtés.</w:t>
+        <w:t>Clique sur « Faire le tour de la palette » pour voir ses quatre côtés.</w:t>
       </w:r>
     </w:p>
     <w:p>
@@ -2666,7 +2666,7 @@
         <w:rPr>
           <w:sz w:val="22"/>
         </w:rPr>
-        <w:t>Remplis les trois cases à l'écran, puis le total. Clique sur « Noter le comptage ».</w:t>
+        <w:t>Remplis les trois cases à l'écran, puis le total. Clique sur « Noter le comptage ».</w:t>
       </w:r>
     </w:p>
     <w:tbl>
@@ -3321,7 +3321,7 @@
         <w:rPr>
           <w:sz w:val="22"/>
         </w:rPr>
-        <w:t>Clique sur « Sonder à cœur » (1 min) et note la température.</w:t>
+        <w:t>Clique sur « Sonder à cœur » (1 min) et note la température.</w:t>
       </w:r>
     </w:p>
     <w:p>
@@ -3384,7 +3384,7 @@
         <w:rPr>
           <w:sz w:val="22"/>
         </w:rPr>
-        <w:t>Clique sur « Valider cette palette ».</w:t>
+        <w:t>Clique sur « Valider cette palette ».</w:t>
       </w:r>
     </w:p>
     <w:tbl>
@@ -3903,7 +3903,7 @@
               <w:rPr>
                 <w:sz w:val="20"/>
               </w:rPr>
-              <w:t>•  l'onglet de la palette passe à « ✓ validée » ;</w:t>
+              <w:t>•  l'onglet de la palette passe à « ✓ validée » ;</w:t>
             </w:r>
           </w:p>
           <w:p>
@@ -3928,7 +3928,7 @@
               <w:rPr>
                 <w:sz w:val="20"/>
               </w:rPr>
-              <w:t>•  le bouton « Valider cette palette » reste gris tant que le comptage, la décision et le motif ne sont pas faits.</w:t>
+              <w:t>•  le bouton « Valider cette palette » reste gris tant que le comptage, la décision et le motif ne sont pas faits.</w:t>
             </w:r>
           </w:p>
         </w:tc>
@@ -3983,7 +3983,7 @@
               <w:rPr>
                 <w:sz w:val="20"/>
               </w:rPr>
-              <w:t>•  les cinq onglets sont à « ✓ validée » ;</w:t>
+              <w:t>•  les cinq onglets sont à « ✓ validée » ;</w:t>
             </w:r>
           </w:p>
           <w:p>
@@ -4216,7 +4216,7 @@
           <w:color w:val="1A1A1A"/>
           <w:sz w:val="22"/>
         </w:rPr>
-        <w:t>En haut à droite, clique sur « Contrôles terminés → réserves et chambre froide », puis confirme. Tu es à l'étape ④. Il reste trois choses à faire : rentrer le lot, écrire les réserves, faire signer le chauffeur.</w:t>
+        <w:t>En haut à droite, clique sur « Contrôles terminés → réserves et chambre froide », puis confirme. Tu es à l'étape ④. Il reste trois choses à faire : rentrer le lot, écrire les réserves, faire signer le chauffeur.</w:t>
       </w:r>
     </w:p>
     <w:tbl>
@@ -4301,7 +4301,7 @@
         <w:rPr>
           <w:sz w:val="22"/>
         </w:rPr>
-        <w:t>Fais les trois gestes dans l'ordre que tu choisis : « Rentrer le lot accepté en chambre froide », remplir tes réserves puis « Écrire les réserves sur le BL », « Faire signer le chauffeur ».</w:t>
+        <w:t>Fais les trois gestes dans l'ordre que tu choisis : « Rentrer le lot accepté en chambre froide », remplir tes réserves puis « Écrire les réserves sur le BL », « Faire signer le chauffeur ».</w:t>
       </w:r>
     </w:p>
     <w:p>
@@ -4662,7 +4662,7 @@
               <w:rPr>
                 <w:sz w:val="20"/>
               </w:rPr>
-              <w:t>•  la jauge « Temps hors froid du lot » s'arrête quand le lot entre en chambre froide ;</w:t>
+              <w:t>•  la jauge « Temps hors froid du lot » s'arrête quand le lot entre en chambre froide ;</w:t>
             </w:r>
           </w:p>
           <w:p>
@@ -4844,7 +4844,7 @@
           <w:color w:val="1A1A1A"/>
           <w:sz w:val="22"/>
         </w:rPr>
-        <w:t>Le bilan compare, ligne par ligne, ce que tu as fait et ce qui était attendu. Chaque ligne finit par « ✓ juste » ou « ✗ à revoir ». Lis-le en entier, jusqu'au « Bon à savoir ».</w:t>
+        <w:t>Le bilan compare, ligne par ligne, ce que tu as fait et ce qui était attendu. Chaque ligne finit par « ✓ juste » ou « ✗ à revoir ». Lis-le en entier, jusqu'au « Bon à savoir ».</w:t>
       </w:r>
     </w:p>
     <w:tbl>
@@ -4917,7 +4917,7 @@
               <w:rPr>
                 <w:sz w:val="20"/>
               </w:rPr>
-              <w:t>Combien de lignes sont marquées « ✗ à revoir » ?</w:t>
+              <w:t>Combien de lignes sont marquées « ✗ à revoir » ?</w:t>
             </w:r>
           </w:p>
         </w:tc>
@@ -5050,7 +5050,7 @@
                 <w:color w:val="111111"/>
                 <w:sz w:val="20"/>
               </w:rPr>
-              <w:t xml:space="preserve">Le « Bon à savoir » : </w:t>
+              <w:t xml:space="preserve">Le « Bon à savoir » : </w:t>
             </w:r>
             <w:r>
               <w:rPr>
@@ -5116,7 +5116,7 @@
                 <w:b/>
                 <w:sz w:val="21"/>
               </w:rPr>
-              <w:t>Choisis une ligne « à revoir » de ton bilan (ou, si tout est juste, le geste qui t'a le plus aidé). Qu'aurais-tu fait autrement ?</w:t>
+              <w:t>Choisis une ligne « à revoir » de ton bilan (ou, si tout est juste, le geste qui t'a le plus aidé). Qu'aurais-tu fait autrement ?</w:t>
             </w:r>
           </w:p>
           <w:p>

--- a/contenus/trames/ENT-4.1-picard-premier-camion-trame-eleve.docx
+++ b/contenus/trames/ENT-4.1-picard-premier-camion-trame-eleve.docx
@@ -692,7 +692,7 @@
               <w:rPr>
                 <w:sz w:val="20"/>
               </w:rPr>
-              <w:t>Compter chaque palette</w:t>
+              <w:t>Contrôler la première palette, P1</w:t>
             </w:r>
           </w:p>
         </w:tc>
@@ -745,7 +745,7 @@
               <w:rPr>
                 <w:sz w:val="20"/>
               </w:rPr>
-              <w:t>Contrôler et décider</w:t>
+              <w:t>Contrôler les palettes P2 à P5</w:t>
             </w:r>
           </w:p>
         </w:tc>
@@ -2491,7 +2491,7 @@
           <w:color w:val="111111"/>
           <w:sz w:val="30"/>
         </w:rPr>
-        <w:t>Compter chaque palette</w:t>
+        <w:t>Contrôler la première palette, P1</w:t>
       </w:r>
     </w:p>
     <w:p>
@@ -2505,7 +2505,7 @@
           <w:color w:val="1A1A1A"/>
           <w:sz w:val="22"/>
         </w:rPr>
-        <w:t>Clique sur « Oui, vous pouvez ouvrir et décharger ». La porte se lève : regarde la jauge « Temps hors froid du lot », en haut. Elle démarre maintenant. Quand les palettes sont posées, clique sur « Contrôler les palettes → ».</w:t>
+        <w:t>Clique sur « Oui, vous pouvez ouvrir et décharger ». La porte se lève : la jauge « Temps hors froid du lot », en haut, démarre maintenant. Quand les palettes sont posées, clique sur « Contrôler les palettes → ».</w:t>
       </w:r>
     </w:p>
     <w:tbl>
@@ -2561,7 +2561,7 @@
           <w:color w:val="1A1A1A"/>
           <w:sz w:val="22"/>
         </w:rPr>
-        <w:t>Tu es à l'étape ③. Une palette est faite de couches de cartons posées les unes sur les autres. Pour la compter sans compter chaque carton :</w:t>
+        <w:t>Tu es à l'étape ③. À gauche, la palette. À droite, quatre blocs numérotés : fais-les dans l'ordre, de haut en bas.</w:t>
       </w:r>
     </w:p>
     <w:p>
@@ -2582,7 +2582,7 @@
         <w:rPr>
           <w:sz w:val="22"/>
         </w:rPr>
-        <w:t>Clique sur l'onglet de la palette (P1, P2…).</w:t>
+        <w:t>Clique sur l'onglet P1, puis sur « Faire le tour de la palette » pour voir ses quatre côtés.</w:t>
       </w:r>
     </w:p>
     <w:p>
@@ -2603,7 +2603,7 @@
         <w:rPr>
           <w:sz w:val="22"/>
         </w:rPr>
-        <w:t>Clique sur « Faire le tour de la palette » pour voir ses quatre côtés.</w:t>
+        <w:t>Bloc ① Compter : dans la zone de calcul, remplis B1, B2 et B3. En B4, écris la formule (le rappel te montre comment).</w:t>
       </w:r>
     </w:p>
     <w:p>
@@ -2624,7 +2624,7 @@
         <w:rPr>
           <w:sz w:val="22"/>
         </w:rPr>
-        <w:t>Compte les cartons d'une couche complète, puis le nombre de couches.</w:t>
+        <w:t>Écris toi-même le résultat dans la case « Total », puis appuie sur Entrée.</w:t>
       </w:r>
     </w:p>
     <w:p>
@@ -2645,7 +2645,7 @@
         <w:rPr>
           <w:sz w:val="22"/>
         </w:rPr>
-        <w:t>Regarde bien la couche du dessus : compte les cartons qui manquent.</w:t>
+        <w:t>Bloc ② : clique sur « Sonder à cœur ». Puis clique sur l'étiquette d'un carton, sur la palette.</w:t>
       </w:r>
     </w:p>
     <w:p>
@@ -2666,7 +2666,28 @@
         <w:rPr>
           <w:sz w:val="22"/>
         </w:rPr>
-        <w:t>Remplis les trois cases à l'écran, puis le total. Clique sur « Noter le comptage ».</w:t>
+        <w:t>Bloc ③ « Ma fiche de contrôle » : note ce que tu as relevé. Une case sans problème reste vide.</w:t>
+      </w:r>
+    </w:p>
+    <w:p>
+      <w:pPr>
+        <w:keepNext/>
+        <w:spacing w:after="80"/>
+        <w:ind w:left="454" w:hanging="454"/>
+      </w:pPr>
+      <w:r>
+        <w:rPr>
+          <w:b/>
+          <w:color w:val="111111"/>
+          <w:sz w:val="22"/>
+        </w:rPr>
+        <w:t xml:space="preserve">6.  </w:t>
+      </w:r>
+      <w:r>
+        <w:rPr>
+          <w:sz w:val="22"/>
+        </w:rPr>
+        <w:t>Bloc ④ Décider : clique sur une décision. Pour une réserve ou un refus, coche le motif. Puis « ✓ Valider P1 ».</w:t>
       </w:r>
     </w:p>
     <w:tbl>
@@ -2699,7 +2720,7 @@
                 <w:color w:val="111111"/>
                 <w:sz w:val="20"/>
               </w:rPr>
-              <w:t>Un exemple, avec d'autres chiffres que les tiens :</w:t>
+              <w:t>Trois mots à connaître :</w:t>
             </w:r>
           </w:p>
           <w:p>
@@ -2712,7 +2733,20 @@
               <w:rPr>
                 <w:sz w:val="20"/>
               </w:rPr>
-              <w:t>•  une couche complète de 3 × 2 = 6 cartons, et 5 couches : 6 × 5 = 30 cartons ;</w:t>
+              <w:t>•  une couche : un étage de cartons sur la palette ;</w:t>
+            </w:r>
+          </w:p>
+          <w:p>
+            <w:pPr>
+              <w:keepNext/>
+              <w:spacing w:before="0" w:after="40"/>
+              <w:ind w:left="397" w:hanging="227"/>
+            </w:pPr>
+            <w:r>
+              <w:rPr>
+                <w:sz w:val="20"/>
+              </w:rPr>
+              <w:t>•  sonder à cœur : planter une sonde au centre d'un carton. On lit la température du produit, pas celle de l'air ;</w:t>
             </w:r>
           </w:p>
           <w:p>
@@ -2724,702 +2758,7 @@
               <w:rPr>
                 <w:sz w:val="20"/>
               </w:rPr>
-              <w:t>•  s'il manque 2 cartons sur la couche du dessus : 30 − 2 = 28 cartons.</w:t>
-            </w:r>
-          </w:p>
-        </w:tc>
-      </w:tr>
-    </w:tbl>
-    <w:p>
-      <w:pPr>
-        <w:keepNext/>
-        <w:spacing w:after="40"/>
-      </w:pPr>
-    </w:p>
-    <w:tbl>
-      <w:tblPr>
-        <w:tblStyle w:val="TableGrid"/>
-        <w:tblW w:type="auto" w:w="0"/>
-        <w:tblLayout w:type="fixed"/>
-        <w:tblLook w:firstColumn="1" w:firstRow="1" w:lastColumn="0" w:lastRow="0" w:noHBand="0" w:noVBand="1" w:val="04A0"/>
-      </w:tblPr>
-      <w:tblGrid>
-        <w:gridCol w:w="1020"/>
-        <w:gridCol w:w="1928"/>
-        <w:gridCol w:w="1361"/>
-        <w:gridCol w:w="1928"/>
-        <w:gridCol w:w="1701"/>
-        <w:gridCol w:w="1701"/>
-      </w:tblGrid>
-      <w:tr>
-        <w:tc>
-          <w:tcPr>
-            <w:tcW w:type="dxa" w:w="1020"/>
-            <w:shd w:fill="E8E8E8"/>
-          </w:tcPr>
-          <w:p>
-            <w:pPr>
-              <w:keepNext/>
-              <w:spacing w:after="0"/>
-            </w:pPr>
-            <w:r>
-              <w:rPr>
-                <w:b/>
-                <w:color w:val="111111"/>
-                <w:sz w:val="20"/>
-              </w:rPr>
-              <w:t>Palette</w:t>
-            </w:r>
-          </w:p>
-        </w:tc>
-        <w:tc>
-          <w:tcPr>
-            <w:tcW w:type="dxa" w:w="1928"/>
-            <w:shd w:fill="E8E8E8"/>
-          </w:tcPr>
-          <w:p>
-            <w:pPr>
-              <w:keepNext/>
-              <w:spacing w:after="0"/>
-            </w:pPr>
-            <w:r>
-              <w:rPr>
-                <w:b/>
-                <w:color w:val="111111"/>
-                <w:sz w:val="20"/>
-              </w:rPr>
-              <w:t>Cartons par couche</w:t>
-            </w:r>
-          </w:p>
-        </w:tc>
-        <w:tc>
-          <w:tcPr>
-            <w:tcW w:type="dxa" w:w="1361"/>
-            <w:shd w:fill="E8E8E8"/>
-          </w:tcPr>
-          <w:p>
-            <w:pPr>
-              <w:keepNext/>
-              <w:spacing w:after="0"/>
-            </w:pPr>
-            <w:r>
-              <w:rPr>
-                <w:b/>
-                <w:color w:val="111111"/>
-                <w:sz w:val="20"/>
-              </w:rPr>
-              <w:t>Couches</w:t>
-            </w:r>
-          </w:p>
-        </w:tc>
-        <w:tc>
-          <w:tcPr>
-            <w:tcW w:type="dxa" w:w="1928"/>
-            <w:shd w:fill="E8E8E8"/>
-          </w:tcPr>
-          <w:p>
-            <w:pPr>
-              <w:keepNext/>
-              <w:spacing w:after="0"/>
-            </w:pPr>
-            <w:r>
-              <w:rPr>
-                <w:b/>
-                <w:color w:val="111111"/>
-                <w:sz w:val="20"/>
-              </w:rPr>
-              <w:t>Manquants dessus</w:t>
-            </w:r>
-          </w:p>
-        </w:tc>
-        <w:tc>
-          <w:tcPr>
-            <w:tcW w:type="dxa" w:w="1701"/>
-            <w:shd w:fill="E8E8E8"/>
-          </w:tcPr>
-          <w:p>
-            <w:pPr>
-              <w:keepNext/>
-              <w:spacing w:after="0"/>
-            </w:pPr>
-            <w:r>
-              <w:rPr>
-                <w:b/>
-                <w:color w:val="111111"/>
-                <w:sz w:val="20"/>
-              </w:rPr>
-              <w:t>Total compté</w:t>
-            </w:r>
-          </w:p>
-        </w:tc>
-        <w:tc>
-          <w:tcPr>
-            <w:tcW w:type="dxa" w:w="1701"/>
-            <w:shd w:fill="E8E8E8"/>
-          </w:tcPr>
-          <w:p>
-            <w:pPr>
-              <w:keepNext/>
-              <w:spacing w:after="0"/>
-            </w:pPr>
-            <w:r>
-              <w:rPr>
-                <w:b/>
-                <w:color w:val="111111"/>
-                <w:sz w:val="20"/>
-              </w:rPr>
-              <w:t>BL</w:t>
-            </w:r>
-          </w:p>
-        </w:tc>
-      </w:tr>
-      <w:tr>
-        <w:trPr>
-          <w:trHeight w:val="567"/>
-        </w:trPr>
-        <w:tc>
-          <w:tcPr>
-            <w:tcW w:type="dxa" w:w="1020"/>
-          </w:tcPr>
-          <w:p>
-            <w:pPr>
-              <w:spacing w:after="0"/>
-            </w:pPr>
-            <w:r>
-              <w:rPr>
-                <w:sz w:val="20"/>
-              </w:rPr>
-              <w:t>P1</w:t>
-            </w:r>
-          </w:p>
-        </w:tc>
-        <w:tc>
-          <w:tcPr>
-            <w:tcW w:type="dxa" w:w="1928"/>
-          </w:tcPr>
-          <w:p/>
-        </w:tc>
-        <w:tc>
-          <w:tcPr>
-            <w:tcW w:type="dxa" w:w="1361"/>
-          </w:tcPr>
-          <w:p/>
-        </w:tc>
-        <w:tc>
-          <w:tcPr>
-            <w:tcW w:type="dxa" w:w="1928"/>
-          </w:tcPr>
-          <w:p/>
-        </w:tc>
-        <w:tc>
-          <w:tcPr>
-            <w:tcW w:type="dxa" w:w="1701"/>
-          </w:tcPr>
-          <w:p/>
-        </w:tc>
-        <w:tc>
-          <w:tcPr>
-            <w:tcW w:type="dxa" w:w="1701"/>
-          </w:tcPr>
-          <w:p/>
-        </w:tc>
-      </w:tr>
-      <w:tr>
-        <w:trPr>
-          <w:trHeight w:val="567"/>
-        </w:trPr>
-        <w:tc>
-          <w:tcPr>
-            <w:tcW w:type="dxa" w:w="1020"/>
-          </w:tcPr>
-          <w:p>
-            <w:pPr>
-              <w:spacing w:after="0"/>
-            </w:pPr>
-            <w:r>
-              <w:rPr>
-                <w:sz w:val="20"/>
-              </w:rPr>
-              <w:t>P2</w:t>
-            </w:r>
-          </w:p>
-        </w:tc>
-        <w:tc>
-          <w:tcPr>
-            <w:tcW w:type="dxa" w:w="1928"/>
-          </w:tcPr>
-          <w:p/>
-        </w:tc>
-        <w:tc>
-          <w:tcPr>
-            <w:tcW w:type="dxa" w:w="1361"/>
-          </w:tcPr>
-          <w:p/>
-        </w:tc>
-        <w:tc>
-          <w:tcPr>
-            <w:tcW w:type="dxa" w:w="1928"/>
-          </w:tcPr>
-          <w:p/>
-        </w:tc>
-        <w:tc>
-          <w:tcPr>
-            <w:tcW w:type="dxa" w:w="1701"/>
-          </w:tcPr>
-          <w:p/>
-        </w:tc>
-        <w:tc>
-          <w:tcPr>
-            <w:tcW w:type="dxa" w:w="1701"/>
-          </w:tcPr>
-          <w:p/>
-        </w:tc>
-      </w:tr>
-      <w:tr>
-        <w:trPr>
-          <w:trHeight w:val="567"/>
-        </w:trPr>
-        <w:tc>
-          <w:tcPr>
-            <w:tcW w:type="dxa" w:w="1020"/>
-          </w:tcPr>
-          <w:p>
-            <w:pPr>
-              <w:spacing w:after="0"/>
-            </w:pPr>
-            <w:r>
-              <w:rPr>
-                <w:sz w:val="20"/>
-              </w:rPr>
-              <w:t>P3</w:t>
-            </w:r>
-          </w:p>
-        </w:tc>
-        <w:tc>
-          <w:tcPr>
-            <w:tcW w:type="dxa" w:w="1928"/>
-          </w:tcPr>
-          <w:p/>
-        </w:tc>
-        <w:tc>
-          <w:tcPr>
-            <w:tcW w:type="dxa" w:w="1361"/>
-          </w:tcPr>
-          <w:p/>
-        </w:tc>
-        <w:tc>
-          <w:tcPr>
-            <w:tcW w:type="dxa" w:w="1928"/>
-          </w:tcPr>
-          <w:p/>
-        </w:tc>
-        <w:tc>
-          <w:tcPr>
-            <w:tcW w:type="dxa" w:w="1701"/>
-          </w:tcPr>
-          <w:p/>
-        </w:tc>
-        <w:tc>
-          <w:tcPr>
-            <w:tcW w:type="dxa" w:w="1701"/>
-          </w:tcPr>
-          <w:p/>
-        </w:tc>
-      </w:tr>
-      <w:tr>
-        <w:trPr>
-          <w:trHeight w:val="567"/>
-        </w:trPr>
-        <w:tc>
-          <w:tcPr>
-            <w:tcW w:type="dxa" w:w="1020"/>
-          </w:tcPr>
-          <w:p>
-            <w:pPr>
-              <w:spacing w:after="0"/>
-            </w:pPr>
-            <w:r>
-              <w:rPr>
-                <w:sz w:val="20"/>
-              </w:rPr>
-              <w:t>P4</w:t>
-            </w:r>
-          </w:p>
-        </w:tc>
-        <w:tc>
-          <w:tcPr>
-            <w:tcW w:type="dxa" w:w="1928"/>
-          </w:tcPr>
-          <w:p/>
-        </w:tc>
-        <w:tc>
-          <w:tcPr>
-            <w:tcW w:type="dxa" w:w="1361"/>
-          </w:tcPr>
-          <w:p/>
-        </w:tc>
-        <w:tc>
-          <w:tcPr>
-            <w:tcW w:type="dxa" w:w="1928"/>
-          </w:tcPr>
-          <w:p/>
-        </w:tc>
-        <w:tc>
-          <w:tcPr>
-            <w:tcW w:type="dxa" w:w="1701"/>
-          </w:tcPr>
-          <w:p/>
-        </w:tc>
-        <w:tc>
-          <w:tcPr>
-            <w:tcW w:type="dxa" w:w="1701"/>
-          </w:tcPr>
-          <w:p/>
-        </w:tc>
-      </w:tr>
-      <w:tr>
-        <w:trPr>
-          <w:trHeight w:val="567"/>
-        </w:trPr>
-        <w:tc>
-          <w:tcPr>
-            <w:tcW w:type="dxa" w:w="1020"/>
-          </w:tcPr>
-          <w:p>
-            <w:pPr>
-              <w:spacing w:after="0"/>
-            </w:pPr>
-            <w:r>
-              <w:rPr>
-                <w:sz w:val="20"/>
-              </w:rPr>
-              <w:t>P5</w:t>
-            </w:r>
-          </w:p>
-        </w:tc>
-        <w:tc>
-          <w:tcPr>
-            <w:tcW w:type="dxa" w:w="1928"/>
-          </w:tcPr>
-          <w:p/>
-        </w:tc>
-        <w:tc>
-          <w:tcPr>
-            <w:tcW w:type="dxa" w:w="1361"/>
-          </w:tcPr>
-          <w:p/>
-        </w:tc>
-        <w:tc>
-          <w:tcPr>
-            <w:tcW w:type="dxa" w:w="1928"/>
-          </w:tcPr>
-          <w:p/>
-        </w:tc>
-        <w:tc>
-          <w:tcPr>
-            <w:tcW w:type="dxa" w:w="1701"/>
-          </w:tcPr>
-          <w:p/>
-        </w:tc>
-        <w:tc>
-          <w:tcPr>
-            <w:tcW w:type="dxa" w:w="1701"/>
-          </w:tcPr>
-          <w:p/>
-        </w:tc>
-      </w:tr>
-    </w:tbl>
-    <w:p>
-      <w:pPr>
-        <w:spacing w:after="40"/>
-      </w:pPr>
-    </w:p>
-    <w:p>
-      <w:pPr>
-        <w:keepNext/>
-        <w:spacing w:before="160" w:after="80"/>
-      </w:pPr>
-      <w:r>
-        <w:rPr>
-          <w:b/>
-          <w:color w:val="111111"/>
-          <w:sz w:val="23"/>
-        </w:rPr>
-        <w:t>Pour réfléchir</w:t>
-      </w:r>
-      <w:r>
-        <w:rPr>
-          <w:color w:val="595959"/>
-          <w:sz w:val="19"/>
-        </w:rPr>
-        <w:t xml:space="preserve">   Il n'y a pas une seule bonne réponse : explique la tienne, avec tes mots.</w:t>
-      </w:r>
-    </w:p>
-    <w:tbl>
-      <w:tblPr>
-        <w:tblStyle w:val="TableGrid"/>
-        <w:tblW w:type="auto" w:w="0"/>
-        <w:tblLook w:firstColumn="1" w:firstRow="1" w:lastColumn="0" w:lastRow="0" w:noHBand="0" w:noVBand="1" w:val="04A0"/>
-      </w:tblPr>
-      <w:tblGrid>
-        <w:gridCol w:w="10086"/>
-      </w:tblGrid>
-      <w:tr>
-        <w:trPr>
-          <w:cantSplit/>
-          <w:trHeight w:val="2438"/>
-        </w:trPr>
-        <w:tc>
-          <w:tcPr>
-            <w:tcW w:type="dxa" w:w="10086"/>
-            <w:shd w:fill="FAFAFA"/>
-          </w:tcPr>
-          <w:p>
-            <w:pPr>
-              <w:spacing w:after="80"/>
-            </w:pPr>
-            <w:r>
-              <w:rPr>
-                <w:b/>
-                <w:sz w:val="21"/>
-              </w:rPr>
-              <w:t>Pour la palette la plus difficile à compter, comment as-tu fait ?</w:t>
-            </w:r>
-          </w:p>
-          <w:p>
-            <w:pPr>
-              <w:spacing w:before="0" w:after="80"/>
-            </w:pPr>
-            <w:r>
-              <w:rPr>
-                <w:sz w:val="22"/>
-              </w:rPr>
-            </w:r>
-          </w:p>
-          <w:p>
-            <w:pPr>
-              <w:spacing w:before="0" w:after="80"/>
-            </w:pPr>
-            <w:r>
-              <w:rPr>
-                <w:sz w:val="22"/>
-              </w:rPr>
-            </w:r>
-          </w:p>
-          <w:p>
-            <w:pPr>
-              <w:spacing w:before="0" w:after="80"/>
-            </w:pPr>
-            <w:r>
-              <w:rPr>
-                <w:sz w:val="22"/>
-              </w:rPr>
-            </w:r>
-          </w:p>
-          <w:p>
-            <w:pPr>
-              <w:spacing w:before="0" w:after="80"/>
-            </w:pPr>
-            <w:r>
-              <w:rPr>
-                <w:sz w:val="22"/>
-              </w:rPr>
-            </w:r>
-          </w:p>
-        </w:tc>
-      </w:tr>
-    </w:tbl>
-    <w:p>
-      <w:pPr>
-        <w:spacing w:after="0" w:line="60" w:lineRule="exact"/>
-      </w:pPr>
-      <w:r>
-        <w:rPr>
-          <w:sz w:val="10"/>
-        </w:rPr>
-      </w:r>
-    </w:p>
-    <w:p>
-      <w:pPr>
-        <w:keepNext/>
-        <w:pageBreakBefore/>
-        <w:spacing w:before="0" w:after="0"/>
-      </w:pPr>
-      <w:r>
-        <w:rPr>
-          <w:rFonts w:ascii="Consolas" w:hAnsi="Consolas"/>
-          <w:b/>
-          <w:color w:val="595959"/>
-          <w:sz w:val="19"/>
-        </w:rPr>
-        <w:t>ÉTAPE 5</w:t>
-      </w:r>
-    </w:p>
-    <w:p>
-      <w:pPr>
-        <w:keepNext/>
-        <w:spacing w:before="40" w:after="160"/>
-      </w:pPr>
-      <w:r>
-        <w:rPr>
-          <w:b/>
-          <w:color w:val="111111"/>
-          <w:sz w:val="30"/>
-        </w:rPr>
-        <w:t>Contrôler et décider</w:t>
-      </w:r>
-    </w:p>
-    <w:p>
-      <w:pPr>
-        <w:spacing w:before="0" w:after="80"/>
-      </w:pPr>
-      <w:r>
-        <w:rPr>
-          <w:b w:val="0"/>
-          <w:color w:val="1A1A1A"/>
-          <w:sz w:val="22"/>
-        </w:rPr>
-        <w:t>Toujours à l'étape ③, palette par palette. Le comptage ne suffit pas : un carton peut être abîmé, chaud ou ne pas être le bon produit. Pour chaque palette :</w:t>
-      </w:r>
-    </w:p>
-    <w:p>
-      <w:pPr>
-        <w:keepNext/>
-        <w:spacing w:after="80"/>
-        <w:ind w:left="454" w:hanging="454"/>
-      </w:pPr>
-      <w:r>
-        <w:rPr>
-          <w:b/>
-          <w:color w:val="111111"/>
-          <w:sz w:val="22"/>
-        </w:rPr>
-        <w:t xml:space="preserve">1.  </w:t>
-      </w:r>
-      <w:r>
-        <w:rPr>
-          <w:sz w:val="22"/>
-        </w:rPr>
-        <w:t>Fais le tour complet de la palette : regarde l'état des cartons sur chaque côté.</w:t>
-      </w:r>
-    </w:p>
-    <w:p>
-      <w:pPr>
-        <w:keepNext/>
-        <w:spacing w:after="80"/>
-        <w:ind w:left="454" w:hanging="454"/>
-      </w:pPr>
-      <w:r>
-        <w:rPr>
-          <w:b/>
-          <w:color w:val="111111"/>
-          <w:sz w:val="22"/>
-        </w:rPr>
-        <w:t xml:space="preserve">2.  </w:t>
-      </w:r>
-      <w:r>
-        <w:rPr>
-          <w:sz w:val="22"/>
-        </w:rPr>
-        <w:t>Clique sur « Sonder à cœur » (1 min) et note la température.</w:t>
-      </w:r>
-    </w:p>
-    <w:p>
-      <w:pPr>
-        <w:keepNext/>
-        <w:spacing w:after="80"/>
-        <w:ind w:left="454" w:hanging="454"/>
-      </w:pPr>
-      <w:r>
-        <w:rPr>
-          <w:b/>
-          <w:color w:val="111111"/>
-          <w:sz w:val="22"/>
-        </w:rPr>
-        <w:t xml:space="preserve">3.  </w:t>
-      </w:r>
-      <w:r>
-        <w:rPr>
-          <w:sz w:val="22"/>
-        </w:rPr>
-        <w:t>Clique sur l'étiquette d'un carton pour la lire de près. Compare la référence avec le BL.</w:t>
-      </w:r>
-    </w:p>
-    <w:p>
-      <w:pPr>
-        <w:keepNext/>
-        <w:spacing w:after="80"/>
-        <w:ind w:left="454" w:hanging="454"/>
-      </w:pPr>
-      <w:r>
-        <w:rPr>
-          <w:b/>
-          <w:color w:val="111111"/>
-          <w:sz w:val="22"/>
-        </w:rPr>
-        <w:t xml:space="preserve">4.  </w:t>
-      </w:r>
-      <w:r>
-        <w:rPr>
-          <w:sz w:val="22"/>
-        </w:rPr>
-        <w:t>Choisis une décision et un motif dans les deux menus.</w:t>
-      </w:r>
-    </w:p>
-    <w:p>
-      <w:pPr>
-        <w:keepNext/>
-        <w:spacing w:after="80"/>
-        <w:ind w:left="454" w:hanging="454"/>
-      </w:pPr>
-      <w:r>
-        <w:rPr>
-          <w:b/>
-          <w:color w:val="111111"/>
-          <w:sz w:val="22"/>
-        </w:rPr>
-        <w:t xml:space="preserve">5.  </w:t>
-      </w:r>
-      <w:r>
-        <w:rPr>
-          <w:sz w:val="22"/>
-        </w:rPr>
-        <w:t>Clique sur « Valider cette palette ».</w:t>
-      </w:r>
-    </w:p>
-    <w:tbl>
-      <w:tblPr>
-        <w:tblStyle w:val="TableGrid"/>
-        <w:tblW w:type="auto" w:w="0"/>
-        <w:jc w:val="left"/>
-        <w:tblLook w:firstColumn="1" w:firstRow="1" w:lastColumn="0" w:lastRow="0" w:noHBand="0" w:noVBand="1" w:val="04A0"/>
-      </w:tblPr>
-      <w:tblGrid>
-        <w:gridCol w:w="10086"/>
-      </w:tblGrid>
-      <w:tr>
-        <w:tc>
-          <w:tcPr>
-            <w:tcW w:type="dxa" w:w="10086"/>
-            <w:shd w:fill="F2F2F2"/>
-          </w:tcPr>
-          <w:p>
-            <w:pPr>
-              <w:spacing w:after="0"/>
-            </w:pPr>
-            <w:r>
-              <w:rPr>
-                <w:b/>
-                <w:color w:val="111111"/>
-                <w:sz w:val="20"/>
-              </w:rPr>
-              <w:t xml:space="preserve">Sonder à cœur : </w:t>
-            </w:r>
-            <w:r>
-              <w:rPr>
-                <w:sz w:val="20"/>
-              </w:rPr>
-              <w:t>planter une sonde au centre d'un carton. On lit la température du produit lui-même, pas celle de l'air.</w:t>
+              <w:t>•  la fiche de contrôle : tes notes. Personne ne les corrige, mais tu les reporteras sur le bon de livraison.</w:t>
             </w:r>
           </w:p>
         </w:tc>
@@ -3515,26 +2854,25 @@
       <w:tblPr>
         <w:tblStyle w:val="TableGrid"/>
         <w:tblW w:type="auto" w:w="0"/>
-        <w:tblLayout w:type="fixed"/>
+        <w:jc w:val="left"/>
         <w:tblLook w:firstColumn="1" w:firstRow="1" w:lastColumn="0" w:lastRow="0" w:noHBand="0" w:noVBand="1" w:val="04A0"/>
       </w:tblPr>
       <w:tblGrid>
-        <w:gridCol w:w="1020"/>
-        <w:gridCol w:w="1361"/>
-        <w:gridCol w:w="1928"/>
-        <w:gridCol w:w="2041"/>
-        <w:gridCol w:w="3288"/>
+        <w:gridCol w:w="10086"/>
       </w:tblGrid>
       <w:tr>
+        <w:trPr>
+          <w:cantSplit/>
+        </w:trPr>
         <w:tc>
           <w:tcPr>
-            <w:tcW w:type="dxa" w:w="1020"/>
-            <w:shd w:fill="E8E8E8"/>
+            <w:tcW w:type="dxa" w:w="10086"/>
+            <w:shd w:fill="F2F2F2"/>
           </w:tcPr>
           <w:p>
             <w:pPr>
               <w:keepNext/>
-              <w:spacing w:after="0"/>
+              <w:spacing w:after="40"/>
             </w:pPr>
             <w:r>
               <w:rPr>
@@ -3542,314 +2880,60 @@
                 <w:color w:val="111111"/>
                 <w:sz w:val="20"/>
               </w:rPr>
-              <w:t>Palette</w:t>
+              <w:t>Ce que tu dois voir :</w:t>
             </w:r>
           </w:p>
-        </w:tc>
-        <w:tc>
-          <w:tcPr>
-            <w:tcW w:type="dxa" w:w="1361"/>
-            <w:shd w:fill="E8E8E8"/>
-          </w:tcPr>
           <w:p>
             <w:pPr>
               <w:keepNext/>
-              <w:spacing w:after="0"/>
-            </w:pPr>
-            <w:r>
-              <w:rPr>
-                <w:b/>
-                <w:color w:val="111111"/>
-                <w:sz w:val="20"/>
-              </w:rPr>
-              <w:t>T° à cœur</w:t>
-            </w:r>
-          </w:p>
-        </w:tc>
-        <w:tc>
-          <w:tcPr>
-            <w:tcW w:type="dxa" w:w="1928"/>
-            <w:shd w:fill="E8E8E8"/>
-          </w:tcPr>
-          <w:p>
-            <w:pPr>
-              <w:keepNext/>
-              <w:spacing w:after="0"/>
-            </w:pPr>
-            <w:r>
-              <w:rPr>
-                <w:b/>
-                <w:color w:val="111111"/>
-                <w:sz w:val="20"/>
-              </w:rPr>
-              <w:t>Référence lue = BL ?</w:t>
-            </w:r>
-          </w:p>
-        </w:tc>
-        <w:tc>
-          <w:tcPr>
-            <w:tcW w:type="dxa" w:w="2041"/>
-            <w:shd w:fill="E8E8E8"/>
-          </w:tcPr>
-          <w:p>
-            <w:pPr>
-              <w:keepNext/>
-              <w:spacing w:after="0"/>
-            </w:pPr>
-            <w:r>
-              <w:rPr>
-                <w:b/>
-                <w:color w:val="111111"/>
-                <w:sz w:val="20"/>
-              </w:rPr>
-              <w:t>État des cartons</w:t>
-            </w:r>
-          </w:p>
-        </w:tc>
-        <w:tc>
-          <w:tcPr>
-            <w:tcW w:type="dxa" w:w="3288"/>
-            <w:shd w:fill="E8E8E8"/>
-          </w:tcPr>
-          <w:p>
-            <w:pPr>
-              <w:keepNext/>
-              <w:spacing w:after="0"/>
-            </w:pPr>
-            <w:r>
-              <w:rPr>
-                <w:b/>
-                <w:color w:val="111111"/>
-                <w:sz w:val="20"/>
-              </w:rPr>
-              <w:t>Décision — motif</w:t>
-            </w:r>
-          </w:p>
-        </w:tc>
-      </w:tr>
-      <w:tr>
-        <w:trPr>
-          <w:trHeight w:val="652"/>
-        </w:trPr>
-        <w:tc>
-          <w:tcPr>
-            <w:tcW w:type="dxa" w:w="1020"/>
-          </w:tcPr>
-          <w:p>
-            <w:pPr>
-              <w:spacing w:after="0"/>
+              <w:spacing w:before="0" w:after="40"/>
+              <w:ind w:left="397" w:hanging="227"/>
             </w:pPr>
             <w:r>
               <w:rPr>
                 <w:sz w:val="20"/>
               </w:rPr>
-              <w:t>P1</w:t>
+              <w:t>•  après Entrée dans « Total » : « Comptage noté : … cartons (BL : …) » ;</w:t>
             </w:r>
           </w:p>
-        </w:tc>
-        <w:tc>
-          <w:tcPr>
-            <w:tcW w:type="dxa" w:w="1361"/>
-          </w:tcPr>
-          <w:p/>
-        </w:tc>
-        <w:tc>
-          <w:tcPr>
-            <w:tcW w:type="dxa" w:w="1928"/>
-          </w:tcPr>
-          <w:p/>
-        </w:tc>
-        <w:tc>
-          <w:tcPr>
-            <w:tcW w:type="dxa" w:w="2041"/>
-          </w:tcPr>
-          <w:p/>
-        </w:tc>
-        <w:tc>
-          <w:tcPr>
-            <w:tcW w:type="dxa" w:w="3288"/>
-          </w:tcPr>
-          <w:p/>
-        </w:tc>
-      </w:tr>
-      <w:tr>
-        <w:trPr>
-          <w:trHeight w:val="652"/>
-        </w:trPr>
-        <w:tc>
-          <w:tcPr>
-            <w:tcW w:type="dxa" w:w="1020"/>
-          </w:tcPr>
           <w:p>
             <w:pPr>
-              <w:spacing w:after="0"/>
+              <w:keepNext/>
+              <w:spacing w:before="0" w:after="40"/>
+              <w:ind w:left="397" w:hanging="227"/>
             </w:pPr>
             <w:r>
               <w:rPr>
                 <w:sz w:val="20"/>
               </w:rPr>
-              <w:t>P2</w:t>
+              <w:t>•  le thermomètre cherche sa valeur, puis affiche la température à cœur ;</w:t>
             </w:r>
           </w:p>
-        </w:tc>
-        <w:tc>
-          <w:tcPr>
-            <w:tcW w:type="dxa" w:w="1361"/>
-          </w:tcPr>
-          <w:p/>
-        </w:tc>
-        <w:tc>
-          <w:tcPr>
-            <w:tcW w:type="dxa" w:w="1928"/>
-          </w:tcPr>
-          <w:p/>
-        </w:tc>
-        <w:tc>
-          <w:tcPr>
-            <w:tcW w:type="dxa" w:w="2041"/>
-          </w:tcPr>
-          <w:p/>
-        </w:tc>
-        <w:tc>
-          <w:tcPr>
-            <w:tcW w:type="dxa" w:w="3288"/>
-          </w:tcPr>
-          <w:p/>
-        </w:tc>
-      </w:tr>
-      <w:tr>
-        <w:trPr>
-          <w:trHeight w:val="652"/>
-        </w:trPr>
-        <w:tc>
-          <w:tcPr>
-            <w:tcW w:type="dxa" w:w="1020"/>
-          </w:tcPr>
           <w:p>
             <w:pPr>
-              <w:spacing w:after="0"/>
+              <w:keepNext/>
+              <w:spacing w:before="0" w:after="40"/>
+              <w:ind w:left="397" w:hanging="227"/>
             </w:pPr>
             <w:r>
               <w:rPr>
                 <w:sz w:val="20"/>
               </w:rPr>
-              <w:t>P3</w:t>
+              <w:t>•  si tu valides trop tôt, un message sous la case te dit ce qui manque ;</w:t>
             </w:r>
           </w:p>
-        </w:tc>
-        <w:tc>
-          <w:tcPr>
-            <w:tcW w:type="dxa" w:w="1361"/>
-          </w:tcPr>
-          <w:p/>
-        </w:tc>
-        <w:tc>
-          <w:tcPr>
-            <w:tcW w:type="dxa" w:w="1928"/>
-          </w:tcPr>
-          <w:p/>
-        </w:tc>
-        <w:tc>
-          <w:tcPr>
-            <w:tcW w:type="dxa" w:w="2041"/>
-          </w:tcPr>
-          <w:p/>
-        </w:tc>
-        <w:tc>
-          <w:tcPr>
-            <w:tcW w:type="dxa" w:w="3288"/>
-          </w:tcPr>
-          <w:p/>
-        </w:tc>
-      </w:tr>
-      <w:tr>
-        <w:trPr>
-          <w:trHeight w:val="652"/>
-        </w:trPr>
-        <w:tc>
-          <w:tcPr>
-            <w:tcW w:type="dxa" w:w="1020"/>
-          </w:tcPr>
           <w:p>
             <w:pPr>
-              <w:spacing w:after="0"/>
+              <w:spacing w:before="0" w:after="0"/>
+              <w:ind w:left="397" w:hanging="227"/>
             </w:pPr>
             <w:r>
               <w:rPr>
                 <w:sz w:val="20"/>
               </w:rPr>
-              <w:t>P4</w:t>
+              <w:t>•  une fois validée, un résumé « ✓ P1 validée » et un bouton « Modifier ».</w:t>
             </w:r>
           </w:p>
-        </w:tc>
-        <w:tc>
-          <w:tcPr>
-            <w:tcW w:type="dxa" w:w="1361"/>
-          </w:tcPr>
-          <w:p/>
-        </w:tc>
-        <w:tc>
-          <w:tcPr>
-            <w:tcW w:type="dxa" w:w="1928"/>
-          </w:tcPr>
-          <w:p/>
-        </w:tc>
-        <w:tc>
-          <w:tcPr>
-            <w:tcW w:type="dxa" w:w="2041"/>
-          </w:tcPr>
-          <w:p/>
-        </w:tc>
-        <w:tc>
-          <w:tcPr>
-            <w:tcW w:type="dxa" w:w="3288"/>
-          </w:tcPr>
-          <w:p/>
-        </w:tc>
-      </w:tr>
-      <w:tr>
-        <w:trPr>
-          <w:trHeight w:val="652"/>
-        </w:trPr>
-        <w:tc>
-          <w:tcPr>
-            <w:tcW w:type="dxa" w:w="1020"/>
-          </w:tcPr>
-          <w:p>
-            <w:pPr>
-              <w:spacing w:after="0"/>
-            </w:pPr>
-            <w:r>
-              <w:rPr>
-                <w:sz w:val="20"/>
-              </w:rPr>
-              <w:t>P5</w:t>
-            </w:r>
-          </w:p>
-        </w:tc>
-        <w:tc>
-          <w:tcPr>
-            <w:tcW w:type="dxa" w:w="1361"/>
-          </w:tcPr>
-          <w:p/>
-        </w:tc>
-        <w:tc>
-          <w:tcPr>
-            <w:tcW w:type="dxa" w:w="1928"/>
-          </w:tcPr>
-          <w:p/>
-        </w:tc>
-        <w:tc>
-          <w:tcPr>
-            <w:tcW w:type="dxa" w:w="2041"/>
-          </w:tcPr>
-          <w:p/>
-        </w:tc>
-        <w:tc>
-          <w:tcPr>
-            <w:tcW w:type="dxa" w:w="3288"/>
-          </w:tcPr>
-          <w:p/>
         </w:tc>
       </w:tr>
     </w:tbl>
@@ -3881,7 +2965,6 @@
           <w:p>
             <w:pPr>
               <w:keepNext/>
-              <w:pageBreakBefore/>
               <w:spacing w:after="40"/>
             </w:pPr>
             <w:r>
@@ -3890,7 +2973,209 @@
                 <w:color w:val="111111"/>
                 <w:sz w:val="20"/>
               </w:rPr>
-              <w:t>Ce que tu dois voir :</w:t>
+              <w:t>Tu peux passer à l'étape 5 quand :</w:t>
+            </w:r>
+          </w:p>
+          <w:p>
+            <w:pPr>
+              <w:spacing w:before="0" w:after="0"/>
+              <w:ind w:left="397" w:hanging="227"/>
+            </w:pPr>
+            <w:r>
+              <w:rPr>
+                <w:sz w:val="20"/>
+              </w:rPr>
+              <w:t>•  l'onglet P1 affiche « ✓ validée ».</w:t>
+            </w:r>
+          </w:p>
+        </w:tc>
+      </w:tr>
+    </w:tbl>
+    <w:p>
+      <w:pPr>
+        <w:spacing w:after="40"/>
+      </w:pPr>
+    </w:p>
+    <w:p>
+      <w:pPr>
+        <w:keepNext/>
+        <w:spacing w:before="160" w:after="80"/>
+      </w:pPr>
+      <w:r>
+        <w:rPr>
+          <w:b/>
+          <w:color w:val="111111"/>
+          <w:sz w:val="23"/>
+        </w:rPr>
+        <w:t>Pour réfléchir</w:t>
+      </w:r>
+      <w:r>
+        <w:rPr>
+          <w:color w:val="595959"/>
+          <w:sz w:val="19"/>
+        </w:rPr>
+        <w:t xml:space="preserve">   Il n'y a pas une seule bonne réponse : explique la tienne, avec tes mots.</w:t>
+      </w:r>
+    </w:p>
+    <w:tbl>
+      <w:tblPr>
+        <w:tblStyle w:val="TableGrid"/>
+        <w:tblW w:type="auto" w:w="0"/>
+        <w:tblLook w:firstColumn="1" w:firstRow="1" w:lastColumn="0" w:lastRow="0" w:noHBand="0" w:noVBand="1" w:val="04A0"/>
+      </w:tblPr>
+      <w:tblGrid>
+        <w:gridCol w:w="10086"/>
+      </w:tblGrid>
+      <w:tr>
+        <w:trPr>
+          <w:cantSplit/>
+          <w:trHeight w:val="2438"/>
+        </w:trPr>
+        <w:tc>
+          <w:tcPr>
+            <w:tcW w:type="dxa" w:w="10086"/>
+            <w:shd w:fill="FAFAFA"/>
+          </w:tcPr>
+          <w:p>
+            <w:pPr>
+              <w:spacing w:after="80"/>
+            </w:pPr>
+            <w:r>
+              <w:rPr>
+                <w:b/>
+                <w:sz w:val="21"/>
+              </w:rPr>
+              <w:t>Sur P1, la couche du dessus n'est pas complète. Comment as-tu su s'il manquait des cartons ou non ?</w:t>
+            </w:r>
+          </w:p>
+          <w:p>
+            <w:pPr>
+              <w:spacing w:before="0" w:after="80"/>
+            </w:pPr>
+            <w:r>
+              <w:rPr>
+                <w:sz w:val="22"/>
+              </w:rPr>
+            </w:r>
+          </w:p>
+          <w:p>
+            <w:pPr>
+              <w:spacing w:before="0" w:after="80"/>
+            </w:pPr>
+            <w:r>
+              <w:rPr>
+                <w:sz w:val="22"/>
+              </w:rPr>
+            </w:r>
+          </w:p>
+          <w:p>
+            <w:pPr>
+              <w:spacing w:before="0" w:after="80"/>
+            </w:pPr>
+            <w:r>
+              <w:rPr>
+                <w:sz w:val="22"/>
+              </w:rPr>
+            </w:r>
+          </w:p>
+          <w:p>
+            <w:pPr>
+              <w:spacing w:before="0" w:after="80"/>
+            </w:pPr>
+            <w:r>
+              <w:rPr>
+                <w:sz w:val="22"/>
+              </w:rPr>
+            </w:r>
+          </w:p>
+        </w:tc>
+      </w:tr>
+    </w:tbl>
+    <w:p>
+      <w:pPr>
+        <w:spacing w:after="0" w:line="60" w:lineRule="exact"/>
+      </w:pPr>
+      <w:r>
+        <w:rPr>
+          <w:sz w:val="10"/>
+        </w:rPr>
+      </w:r>
+    </w:p>
+    <w:p>
+      <w:pPr>
+        <w:keepNext/>
+        <w:pageBreakBefore/>
+        <w:spacing w:before="0" w:after="0"/>
+      </w:pPr>
+      <w:r>
+        <w:rPr>
+          <w:rFonts w:ascii="Consolas" w:hAnsi="Consolas"/>
+          <w:b/>
+          <w:color w:val="595959"/>
+          <w:sz w:val="19"/>
+        </w:rPr>
+        <w:t>ÉTAPE 5</w:t>
+      </w:r>
+    </w:p>
+    <w:p>
+      <w:pPr>
+        <w:keepNext/>
+        <w:spacing w:before="40" w:after="160"/>
+      </w:pPr>
+      <w:r>
+        <w:rPr>
+          <w:b/>
+          <w:color w:val="111111"/>
+          <w:sz w:val="30"/>
+        </w:rPr>
+        <w:t>Contrôler les palettes P2 à P5</w:t>
+      </w:r>
+    </w:p>
+    <w:p>
+      <w:pPr>
+        <w:keepNext/>
+        <w:spacing w:before="0" w:after="80"/>
+      </w:pPr>
+      <w:r>
+        <w:rPr>
+          <w:b w:val="0"/>
+          <w:color w:val="1A1A1A"/>
+          <w:sz w:val="22"/>
+        </w:rPr>
+        <w:t>Clique sur « Palette suivante : P2 → ». Refais les quatre blocs, dans le même ordre, pour chaque palette. Le comptage ne suffit pas : un carton peut être abîmé, trop chaud ou ne pas être le bon produit. Remplis le tableau au fur et à mesure (recopie aussi P1).</w:t>
+      </w:r>
+    </w:p>
+    <w:tbl>
+      <w:tblPr>
+        <w:tblStyle w:val="TableGrid"/>
+        <w:tblW w:type="auto" w:w="0"/>
+        <w:jc w:val="left"/>
+        <w:tblLook w:firstColumn="1" w:firstRow="1" w:lastColumn="0" w:lastRow="0" w:noHBand="0" w:noVBand="1" w:val="04A0"/>
+      </w:tblPr>
+      <w:tblGrid>
+        <w:gridCol w:w="10086"/>
+      </w:tblGrid>
+      <w:tr>
+        <w:trPr>
+          <w:cantSplit/>
+        </w:trPr>
+        <w:tc>
+          <w:tcPr>
+            <w:tcW w:type="dxa" w:w="10086"/>
+            <w:shd w:fill="F2F2F2"/>
+          </w:tcPr>
+          <w:p>
+            <w:pPr>
+              <w:keepNext/>
+              <w:spacing w:after="40"/>
+            </w:pPr>
+            <w:r>
+              <w:rPr>
+                <w:b/>
+                <w:color w:val="111111"/>
+                <w:sz w:val="20"/>
+              </w:rPr>
+              <w:t>Pour chaque palette, n'oublie aucun geste :</w:t>
             </w:r>
           </w:p>
           <w:p>
@@ -3903,7 +3188,7 @@
               <w:rPr>
                 <w:sz w:val="20"/>
               </w:rPr>
-              <w:t>•  l'onglet de la palette passe à « ✓ validée » ;</w:t>
+              <w:t>•  fais le tour complet : chaque côté peut montrer quelque chose ;</w:t>
             </w:r>
           </w:p>
           <w:p>
@@ -3916,7 +3201,20 @@
               <w:rPr>
                 <w:sz w:val="20"/>
               </w:rPr>
-              <w:t>•  le logiciel passe tout seul à la palette suivante ;</w:t>
+              <w:t>•  sonde à cœur ;</w:t>
+            </w:r>
+          </w:p>
+          <w:p>
+            <w:pPr>
+              <w:keepNext/>
+              <w:spacing w:before="0" w:after="40"/>
+              <w:ind w:left="397" w:hanging="227"/>
+            </w:pPr>
+            <w:r>
+              <w:rPr>
+                <w:sz w:val="20"/>
+              </w:rPr>
+              <w:t>•  lis l'étiquette et compare-la au BL (« Revoir le bon de livraison », au-dessus de la palette) ;</w:t>
             </w:r>
           </w:p>
           <w:p>
@@ -3928,9 +3226,459 @@
               <w:rPr>
                 <w:sz w:val="20"/>
               </w:rPr>
-              <w:t>•  le bouton « Valider cette palette » reste gris tant que le comptage, la décision et le motif ne sont pas faits.</w:t>
+              <w:t>•  note tes constats sur ta fiche de contrôle.</w:t>
             </w:r>
           </w:p>
+        </w:tc>
+      </w:tr>
+    </w:tbl>
+    <w:p>
+      <w:pPr>
+        <w:keepNext/>
+        <w:spacing w:after="40"/>
+      </w:pPr>
+    </w:p>
+    <w:tbl>
+      <w:tblPr>
+        <w:tblStyle w:val="TableGrid"/>
+        <w:tblW w:type="auto" w:w="0"/>
+        <w:tblLayout w:type="fixed"/>
+        <w:tblLook w:firstColumn="1" w:firstRow="1" w:lastColumn="0" w:lastRow="0" w:noHBand="0" w:noVBand="1" w:val="04A0"/>
+      </w:tblPr>
+      <w:tblGrid>
+        <w:gridCol w:w="907"/>
+        <w:gridCol w:w="1077"/>
+        <w:gridCol w:w="794"/>
+        <w:gridCol w:w="1134"/>
+        <w:gridCol w:w="1474"/>
+        <w:gridCol w:w="1474"/>
+        <w:gridCol w:w="2778"/>
+      </w:tblGrid>
+      <w:tr>
+        <w:tc>
+          <w:tcPr>
+            <w:tcW w:type="dxa" w:w="907"/>
+            <w:shd w:fill="E8E8E8"/>
+          </w:tcPr>
+          <w:p>
+            <w:pPr>
+              <w:keepNext/>
+              <w:spacing w:after="0"/>
+            </w:pPr>
+            <w:r>
+              <w:rPr>
+                <w:b/>
+                <w:color w:val="111111"/>
+                <w:sz w:val="20"/>
+              </w:rPr>
+              <w:t>Palette</w:t>
+            </w:r>
+          </w:p>
+        </w:tc>
+        <w:tc>
+          <w:tcPr>
+            <w:tcW w:type="dxa" w:w="1077"/>
+            <w:shd w:fill="E8E8E8"/>
+          </w:tcPr>
+          <w:p>
+            <w:pPr>
+              <w:keepNext/>
+              <w:spacing w:after="0"/>
+            </w:pPr>
+            <w:r>
+              <w:rPr>
+                <w:b/>
+                <w:color w:val="111111"/>
+                <w:sz w:val="20"/>
+              </w:rPr>
+              <w:t>Total compté</w:t>
+            </w:r>
+          </w:p>
+        </w:tc>
+        <w:tc>
+          <w:tcPr>
+            <w:tcW w:type="dxa" w:w="794"/>
+            <w:shd w:fill="E8E8E8"/>
+          </w:tcPr>
+          <w:p>
+            <w:pPr>
+              <w:keepNext/>
+              <w:spacing w:after="0"/>
+            </w:pPr>
+            <w:r>
+              <w:rPr>
+                <w:b/>
+                <w:color w:val="111111"/>
+                <w:sz w:val="20"/>
+              </w:rPr>
+              <w:t>BL</w:t>
+            </w:r>
+          </w:p>
+        </w:tc>
+        <w:tc>
+          <w:tcPr>
+            <w:tcW w:type="dxa" w:w="1134"/>
+            <w:shd w:fill="E8E8E8"/>
+          </w:tcPr>
+          <w:p>
+            <w:pPr>
+              <w:keepNext/>
+              <w:spacing w:after="0"/>
+            </w:pPr>
+            <w:r>
+              <w:rPr>
+                <w:b/>
+                <w:color w:val="111111"/>
+                <w:sz w:val="20"/>
+              </w:rPr>
+              <w:t>T° à cœur</w:t>
+            </w:r>
+          </w:p>
+        </w:tc>
+        <w:tc>
+          <w:tcPr>
+            <w:tcW w:type="dxa" w:w="1474"/>
+            <w:shd w:fill="E8E8E8"/>
+          </w:tcPr>
+          <w:p>
+            <w:pPr>
+              <w:keepNext/>
+              <w:spacing w:after="0"/>
+            </w:pPr>
+            <w:r>
+              <w:rPr>
+                <w:b/>
+                <w:color w:val="111111"/>
+                <w:sz w:val="20"/>
+              </w:rPr>
+              <w:t>Référence lue = BL ?</w:t>
+            </w:r>
+          </w:p>
+        </w:tc>
+        <w:tc>
+          <w:tcPr>
+            <w:tcW w:type="dxa" w:w="1474"/>
+            <w:shd w:fill="E8E8E8"/>
+          </w:tcPr>
+          <w:p>
+            <w:pPr>
+              <w:keepNext/>
+              <w:spacing w:after="0"/>
+            </w:pPr>
+            <w:r>
+              <w:rPr>
+                <w:b/>
+                <w:color w:val="111111"/>
+                <w:sz w:val="20"/>
+              </w:rPr>
+              <w:t>Endommagés</w:t>
+            </w:r>
+          </w:p>
+        </w:tc>
+        <w:tc>
+          <w:tcPr>
+            <w:tcW w:type="dxa" w:w="2778"/>
+            <w:shd w:fill="E8E8E8"/>
+          </w:tcPr>
+          <w:p>
+            <w:pPr>
+              <w:keepNext/>
+              <w:spacing w:after="0"/>
+            </w:pPr>
+            <w:r>
+              <w:rPr>
+                <w:b/>
+                <w:color w:val="111111"/>
+                <w:sz w:val="20"/>
+              </w:rPr>
+              <w:t>Décision — motif</w:t>
+            </w:r>
+          </w:p>
+        </w:tc>
+      </w:tr>
+      <w:tr>
+        <w:trPr>
+          <w:trHeight w:val="567"/>
+        </w:trPr>
+        <w:tc>
+          <w:tcPr>
+            <w:tcW w:type="dxa" w:w="907"/>
+          </w:tcPr>
+          <w:p>
+            <w:pPr>
+              <w:spacing w:after="0"/>
+            </w:pPr>
+            <w:r>
+              <w:rPr>
+                <w:sz w:val="20"/>
+              </w:rPr>
+              <w:t>P1</w:t>
+            </w:r>
+          </w:p>
+        </w:tc>
+        <w:tc>
+          <w:tcPr>
+            <w:tcW w:type="dxa" w:w="1077"/>
+          </w:tcPr>
+          <w:p/>
+        </w:tc>
+        <w:tc>
+          <w:tcPr>
+            <w:tcW w:type="dxa" w:w="794"/>
+          </w:tcPr>
+          <w:p/>
+        </w:tc>
+        <w:tc>
+          <w:tcPr>
+            <w:tcW w:type="dxa" w:w="1134"/>
+          </w:tcPr>
+          <w:p/>
+        </w:tc>
+        <w:tc>
+          <w:tcPr>
+            <w:tcW w:type="dxa" w:w="1474"/>
+          </w:tcPr>
+          <w:p/>
+        </w:tc>
+        <w:tc>
+          <w:tcPr>
+            <w:tcW w:type="dxa" w:w="1474"/>
+          </w:tcPr>
+          <w:p/>
+        </w:tc>
+        <w:tc>
+          <w:tcPr>
+            <w:tcW w:type="dxa" w:w="2778"/>
+          </w:tcPr>
+          <w:p/>
+        </w:tc>
+      </w:tr>
+      <w:tr>
+        <w:trPr>
+          <w:trHeight w:val="567"/>
+        </w:trPr>
+        <w:tc>
+          <w:tcPr>
+            <w:tcW w:type="dxa" w:w="907"/>
+          </w:tcPr>
+          <w:p>
+            <w:pPr>
+              <w:spacing w:after="0"/>
+            </w:pPr>
+            <w:r>
+              <w:rPr>
+                <w:sz w:val="20"/>
+              </w:rPr>
+              <w:t>P2</w:t>
+            </w:r>
+          </w:p>
+        </w:tc>
+        <w:tc>
+          <w:tcPr>
+            <w:tcW w:type="dxa" w:w="1077"/>
+          </w:tcPr>
+          <w:p/>
+        </w:tc>
+        <w:tc>
+          <w:tcPr>
+            <w:tcW w:type="dxa" w:w="794"/>
+          </w:tcPr>
+          <w:p/>
+        </w:tc>
+        <w:tc>
+          <w:tcPr>
+            <w:tcW w:type="dxa" w:w="1134"/>
+          </w:tcPr>
+          <w:p/>
+        </w:tc>
+        <w:tc>
+          <w:tcPr>
+            <w:tcW w:type="dxa" w:w="1474"/>
+          </w:tcPr>
+          <w:p/>
+        </w:tc>
+        <w:tc>
+          <w:tcPr>
+            <w:tcW w:type="dxa" w:w="1474"/>
+          </w:tcPr>
+          <w:p/>
+        </w:tc>
+        <w:tc>
+          <w:tcPr>
+            <w:tcW w:type="dxa" w:w="2778"/>
+          </w:tcPr>
+          <w:p/>
+        </w:tc>
+      </w:tr>
+      <w:tr>
+        <w:trPr>
+          <w:trHeight w:val="567"/>
+        </w:trPr>
+        <w:tc>
+          <w:tcPr>
+            <w:tcW w:type="dxa" w:w="907"/>
+          </w:tcPr>
+          <w:p>
+            <w:pPr>
+              <w:spacing w:after="0"/>
+            </w:pPr>
+            <w:r>
+              <w:rPr>
+                <w:sz w:val="20"/>
+              </w:rPr>
+              <w:t>P3</w:t>
+            </w:r>
+          </w:p>
+        </w:tc>
+        <w:tc>
+          <w:tcPr>
+            <w:tcW w:type="dxa" w:w="1077"/>
+          </w:tcPr>
+          <w:p/>
+        </w:tc>
+        <w:tc>
+          <w:tcPr>
+            <w:tcW w:type="dxa" w:w="794"/>
+          </w:tcPr>
+          <w:p/>
+        </w:tc>
+        <w:tc>
+          <w:tcPr>
+            <w:tcW w:type="dxa" w:w="1134"/>
+          </w:tcPr>
+          <w:p/>
+        </w:tc>
+        <w:tc>
+          <w:tcPr>
+            <w:tcW w:type="dxa" w:w="1474"/>
+          </w:tcPr>
+          <w:p/>
+        </w:tc>
+        <w:tc>
+          <w:tcPr>
+            <w:tcW w:type="dxa" w:w="1474"/>
+          </w:tcPr>
+          <w:p/>
+        </w:tc>
+        <w:tc>
+          <w:tcPr>
+            <w:tcW w:type="dxa" w:w="2778"/>
+          </w:tcPr>
+          <w:p/>
+        </w:tc>
+      </w:tr>
+      <w:tr>
+        <w:trPr>
+          <w:trHeight w:val="567"/>
+        </w:trPr>
+        <w:tc>
+          <w:tcPr>
+            <w:tcW w:type="dxa" w:w="907"/>
+          </w:tcPr>
+          <w:p>
+            <w:pPr>
+              <w:spacing w:after="0"/>
+            </w:pPr>
+            <w:r>
+              <w:rPr>
+                <w:sz w:val="20"/>
+              </w:rPr>
+              <w:t>P4</w:t>
+            </w:r>
+          </w:p>
+        </w:tc>
+        <w:tc>
+          <w:tcPr>
+            <w:tcW w:type="dxa" w:w="1077"/>
+          </w:tcPr>
+          <w:p/>
+        </w:tc>
+        <w:tc>
+          <w:tcPr>
+            <w:tcW w:type="dxa" w:w="794"/>
+          </w:tcPr>
+          <w:p/>
+        </w:tc>
+        <w:tc>
+          <w:tcPr>
+            <w:tcW w:type="dxa" w:w="1134"/>
+          </w:tcPr>
+          <w:p/>
+        </w:tc>
+        <w:tc>
+          <w:tcPr>
+            <w:tcW w:type="dxa" w:w="1474"/>
+          </w:tcPr>
+          <w:p/>
+        </w:tc>
+        <w:tc>
+          <w:tcPr>
+            <w:tcW w:type="dxa" w:w="1474"/>
+          </w:tcPr>
+          <w:p/>
+        </w:tc>
+        <w:tc>
+          <w:tcPr>
+            <w:tcW w:type="dxa" w:w="2778"/>
+          </w:tcPr>
+          <w:p/>
+        </w:tc>
+      </w:tr>
+      <w:tr>
+        <w:trPr>
+          <w:trHeight w:val="567"/>
+        </w:trPr>
+        <w:tc>
+          <w:tcPr>
+            <w:tcW w:type="dxa" w:w="907"/>
+          </w:tcPr>
+          <w:p>
+            <w:pPr>
+              <w:spacing w:after="0"/>
+            </w:pPr>
+            <w:r>
+              <w:rPr>
+                <w:sz w:val="20"/>
+              </w:rPr>
+              <w:t>P5</w:t>
+            </w:r>
+          </w:p>
+        </w:tc>
+        <w:tc>
+          <w:tcPr>
+            <w:tcW w:type="dxa" w:w="1077"/>
+          </w:tcPr>
+          <w:p/>
+        </w:tc>
+        <w:tc>
+          <w:tcPr>
+            <w:tcW w:type="dxa" w:w="794"/>
+          </w:tcPr>
+          <w:p/>
+        </w:tc>
+        <w:tc>
+          <w:tcPr>
+            <w:tcW w:type="dxa" w:w="1134"/>
+          </w:tcPr>
+          <w:p/>
+        </w:tc>
+        <w:tc>
+          <w:tcPr>
+            <w:tcW w:type="dxa" w:w="1474"/>
+          </w:tcPr>
+          <w:p/>
+        </w:tc>
+        <w:tc>
+          <w:tcPr>
+            <w:tcW w:type="dxa" w:w="1474"/>
+          </w:tcPr>
+          <w:p/>
+        </w:tc>
+        <w:tc>
+          <w:tcPr>
+            <w:tcW w:type="dxa" w:w="2778"/>
+          </w:tcPr>
+          <w:p/>
         </w:tc>
       </w:tr>
     </w:tbl>
@@ -3983,7 +3731,7 @@
               <w:rPr>
                 <w:sz w:val="20"/>
               </w:rPr>
-              <w:t>•  les cinq onglets sont à « ✓ validée » ;</w:t>
+              <w:t>•  les cinq onglets sont à « ✓ validée » (sous P5, « Palette suivante » est remplacé par « Contrôles terminés ») ;</w:t>
             </w:r>
           </w:p>
           <w:p>
@@ -3995,7 +3743,7 @@
               <w:rPr>
                 <w:sz w:val="20"/>
               </w:rPr>
-              <w:t>•  ton tableau de la page précédente est rempli.</w:t>
+              <w:t>•  ton tableau est rempli.</w:t>
             </w:r>
           </w:p>
         </w:tc>
@@ -4216,7 +3964,7 @@
           <w:color w:val="1A1A1A"/>
           <w:sz w:val="22"/>
         </w:rPr>
-        <w:t>En haut à droite, clique sur « Contrôles terminés → réserves et chambre froide », puis confirme. Tu es à l'étape ④. Il reste trois choses à faire : rentrer le lot, écrire les réserves, faire signer le chauffeur.</w:t>
+        <w:t>Clique sur « Contrôles terminés → réserves et chambre froide », puis confirme. Tu es à l'étape ④. Il reste trois choses à faire : rentrer le lot, écrire les réserves, faire signer le chauffeur.</w:t>
       </w:r>
     </w:p>
     <w:tbl>
@@ -4301,6 +4049,27 @@
         <w:rPr>
           <w:sz w:val="22"/>
         </w:rPr>
+        <w:t>À gauche, sous la chambre froide, relis ta fiche de contrôle : c'est elle que tu reportes dans tes réserves.</w:t>
+      </w:r>
+    </w:p>
+    <w:p>
+      <w:pPr>
+        <w:keepNext/>
+        <w:spacing w:after="80"/>
+        <w:ind w:left="454" w:hanging="454"/>
+      </w:pPr>
+      <w:r>
+        <w:rPr>
+          <w:b/>
+          <w:color w:val="111111"/>
+          <w:sz w:val="22"/>
+        </w:rPr>
+        <w:t xml:space="preserve">3.  </w:t>
+      </w:r>
+      <w:r>
+        <w:rPr>
+          <w:sz w:val="22"/>
+        </w:rPr>
         <w:t>Fais les trois gestes dans l'ordre que tu choisis : « Rentrer le lot accepté en chambre froide », remplir tes réserves puis « Écrire les réserves sur le BL », « Faire signer le chauffeur ».</w:t>
       </w:r>
     </w:p>
@@ -4316,7 +4085,7 @@
           <w:color w:val="111111"/>
           <w:sz w:val="22"/>
         </w:rPr>
-        <w:t xml:space="preserve">3.  </w:t>
+        <w:t xml:space="preserve">4.  </w:t>
       </w:r>
       <w:r>
         <w:rPr>
@@ -5236,7 +5005,1147 @@
         </w:rPr>
       </w:r>
     </w:p>
+    <w:p>
+      <w:pPr>
+        <w:sectPr>
+          <w:pgSz w:w="12240" w:h="15840"/>
+          <w:pgMar w:top="680" w:right="1077" w:bottom="737" w:left="1077" w:header="720" w:footer="720" w:gutter="0"/>
+          <w:cols w:space="720"/>
+          <w:docGrid w:linePitch="360"/>
+        </w:sectPr>
+      </w:pPr>
+    </w:p>
+    <w:p>
+      <w:pPr>
+        <w:spacing w:after="40"/>
+      </w:pPr>
+      <w:r>
+        <w:rPr>
+          <w:color w:val="595959"/>
+          <w:sz w:val="18"/>
+        </w:rPr>
+        <w:t>✂  Feuille à détacher et à ranger dans ton classeur</w:t>
+      </w:r>
+    </w:p>
+    <w:p>
+      <w:pPr>
+        <w:spacing w:after="40"/>
+      </w:pPr>
+      <w:r>
+        <w:rPr>
+          <w:b/>
+          <w:color w:val="111111"/>
+          <w:sz w:val="32"/>
+        </w:rPr>
+        <w:t>ENT-4.1 — Le cours : réceptionner des surgelés</w:t>
+      </w:r>
+    </w:p>
+    <w:p>
+      <w:pPr>
+        <w:keepNext/>
+        <w:spacing w:after="160"/>
+      </w:pPr>
+      <w:r>
+        <w:rPr>
+          <w:color w:val="595959"/>
+          <w:sz w:val="20"/>
+        </w:rPr>
+        <w:t>Compétence C1.4 — Traiter les opérations de réception de produits selon les procédures        Nom : ………………………………        Classe : …………</w:t>
+      </w:r>
+    </w:p>
+    <w:tbl>
+      <w:tblPr>
+        <w:tblStyle w:val="TableGrid"/>
+        <w:tblW w:type="auto" w:w="0"/>
+        <w:jc w:val="left"/>
+        <w:tblLook w:firstColumn="1" w:firstRow="1" w:lastColumn="0" w:lastRow="0" w:noHBand="0" w:noVBand="1" w:val="04A0"/>
+      </w:tblPr>
+      <w:tblGrid>
+        <w:gridCol w:w="10086"/>
+      </w:tblGrid>
+      <w:tr>
+        <w:tc>
+          <w:tcPr>
+            <w:tcW w:type="dxa" w:w="10086"/>
+            <w:shd w:fill="F2F2F2"/>
+          </w:tcPr>
+          <w:p>
+            <w:pPr>
+              <w:spacing w:after="0"/>
+            </w:pPr>
+            <w:r>
+              <w:rPr>
+                <w:b/>
+                <w:color w:val="111111"/>
+                <w:sz w:val="20"/>
+              </w:rPr>
+              <w:t xml:space="preserve">Banque de mots : </w:t>
+            </w:r>
+            <w:r>
+              <w:rPr>
+                <w:sz w:val="20"/>
+              </w:rPr>
+              <w:t>air   ·   centre   ·   chambre froide   ·   chauffeur   ·   conduit   ·   coupure   ·   cœur   ·   fournisseur   ·   réserve   ·   tenir   ·   ticket   ·   vend</w:t>
+            </w:r>
+          </w:p>
+        </w:tc>
+      </w:tr>
+    </w:tbl>
+    <w:p>
+      <w:pPr>
+        <w:spacing w:after="40"/>
+      </w:pPr>
+    </w:p>
+    <w:p>
+      <w:pPr>
+        <w:keepNext/>
+        <w:spacing w:before="240" w:after="80"/>
+      </w:pPr>
+      <w:r>
+        <w:rPr>
+          <w:b/>
+          <w:color w:val="111111"/>
+          <w:sz w:val="23"/>
+        </w:rPr>
+        <w:t>L'essentiel</w:t>
+      </w:r>
+    </w:p>
+    <w:p>
+      <w:pPr>
+        <w:spacing w:after="140"/>
+        <w:ind w:left="340" w:hanging="340"/>
+      </w:pPr>
+      <w:r>
+        <w:rPr>
+          <w:b/>
+        </w:rPr>
+        <w:t xml:space="preserve">1.  </w:t>
+      </w:r>
+      <w:r>
+        <w:rPr>
+          <w:sz w:val="22"/>
+        </w:rPr>
+        <w:t>Avant d'ouvrir le camion, on lit le ………………… de l'enregistreur de température.</w:t>
+      </w:r>
+    </w:p>
+    <w:p>
+      <w:pPr>
+        <w:spacing w:after="140"/>
+        <w:ind w:left="340" w:hanging="340"/>
+      </w:pPr>
+      <w:r>
+        <w:rPr>
+          <w:b/>
+        </w:rPr>
+        <w:t xml:space="preserve">2.  </w:t>
+      </w:r>
+      <w:r>
+        <w:rPr>
+          <w:sz w:val="22"/>
+        </w:rPr>
+        <w:t>Dès que la porte s'ouvre, le lot sort du froid : on le rentre en ………………… avant de remplir les papiers.</w:t>
+      </w:r>
+    </w:p>
+    <w:p>
+      <w:pPr>
+        <w:spacing w:after="140"/>
+        <w:ind w:left="340" w:hanging="340"/>
+      </w:pPr>
+      <w:r>
+        <w:rPr>
+          <w:b/>
+        </w:rPr>
+        <w:t xml:space="preserve">3.  </w:t>
+      </w:r>
+      <w:r>
+        <w:rPr>
+          <w:sz w:val="22"/>
+        </w:rPr>
+        <w:t>Pour chaque palette, on compte les cartons, on sonde à ………………… et on lit l'étiquette.</w:t>
+      </w:r>
+    </w:p>
+    <w:p>
+      <w:pPr>
+        <w:spacing w:after="140"/>
+        <w:ind w:left="340" w:hanging="340"/>
+      </w:pPr>
+      <w:r>
+        <w:rPr>
+          <w:b/>
+        </w:rPr>
+        <w:t xml:space="preserve">4.  </w:t>
+      </w:r>
+      <w:r>
+        <w:rPr>
+          <w:sz w:val="22"/>
+        </w:rPr>
+        <w:t>Un problème s'écrit sur le bon de livraison : c'est une …………………. Elle dit quelle palette, quoi, combien.</w:t>
+      </w:r>
+    </w:p>
+    <w:p>
+      <w:pPr>
+        <w:keepNext/>
+        <w:spacing w:before="240" w:after="80"/>
+      </w:pPr>
+      <w:r>
+        <w:rPr>
+          <w:b/>
+          <w:color w:val="111111"/>
+          <w:sz w:val="23"/>
+        </w:rPr>
+        <w:t>Lexique</w:t>
+      </w:r>
+    </w:p>
+    <w:tbl>
+      <w:tblPr>
+        <w:tblStyle w:val="TableGrid"/>
+        <w:tblW w:type="auto" w:w="0"/>
+        <w:tblLayout w:type="fixed"/>
+        <w:tblLook w:firstColumn="1" w:firstRow="1" w:lastColumn="0" w:lastRow="0" w:noHBand="0" w:noVBand="1" w:val="04A0"/>
+      </w:tblPr>
+      <w:tblGrid>
+        <w:gridCol w:w="2494"/>
+        <w:gridCol w:w="7143"/>
+      </w:tblGrid>
+      <w:tr>
+        <w:tc>
+          <w:tcPr>
+            <w:tcW w:type="dxa" w:w="2494"/>
+            <w:shd w:fill="E8E8E8"/>
+          </w:tcPr>
+          <w:p>
+            <w:pPr>
+              <w:keepNext/>
+              <w:spacing w:after="0"/>
+            </w:pPr>
+            <w:r>
+              <w:rPr>
+                <w:b/>
+                <w:color w:val="111111"/>
+                <w:sz w:val="20"/>
+              </w:rPr>
+              <w:t>Mot</w:t>
+            </w:r>
+          </w:p>
+        </w:tc>
+        <w:tc>
+          <w:tcPr>
+            <w:tcW w:type="dxa" w:w="7143"/>
+            <w:shd w:fill="E8E8E8"/>
+          </w:tcPr>
+          <w:p>
+            <w:pPr>
+              <w:keepNext/>
+              <w:spacing w:after="0"/>
+            </w:pPr>
+            <w:r>
+              <w:rPr>
+                <w:b/>
+                <w:color w:val="111111"/>
+                <w:sz w:val="20"/>
+              </w:rPr>
+              <w:t>Définition (complète avec la banque de mots)</w:t>
+            </w:r>
+          </w:p>
+        </w:tc>
+      </w:tr>
+      <w:tr>
+        <w:trPr>
+          <w:trHeight w:val="595"/>
+        </w:trPr>
+        <w:tc>
+          <w:tcPr>
+            <w:tcW w:type="dxa" w:w="2494"/>
+          </w:tcPr>
+          <w:p>
+            <w:pPr>
+              <w:spacing w:after="0"/>
+            </w:pPr>
+            <w:r>
+              <w:rPr>
+                <w:sz w:val="20"/>
+              </w:rPr>
+              <w:t>Bon de livraison (BL)</w:t>
+            </w:r>
+          </w:p>
+        </w:tc>
+        <w:tc>
+          <w:tcPr>
+            <w:tcW w:type="dxa" w:w="7143"/>
+          </w:tcPr>
+          <w:p>
+            <w:pPr>
+              <w:spacing w:after="0"/>
+            </w:pPr>
+            <w:r>
+              <w:rPr>
+                <w:sz w:val="20"/>
+              </w:rPr>
+              <w:t>document qui accompagne la marchandise : il dit ce que le ………………… a envoyé.</w:t>
+            </w:r>
+          </w:p>
+        </w:tc>
+      </w:tr>
+      <w:tr>
+        <w:trPr>
+          <w:trHeight w:val="595"/>
+        </w:trPr>
+        <w:tc>
+          <w:tcPr>
+            <w:tcW w:type="dxa" w:w="2494"/>
+          </w:tcPr>
+          <w:p>
+            <w:pPr>
+              <w:spacing w:after="0"/>
+            </w:pPr>
+            <w:r>
+              <w:rPr>
+                <w:sz w:val="20"/>
+              </w:rPr>
+              <w:t>Fournisseur</w:t>
+            </w:r>
+          </w:p>
+        </w:tc>
+        <w:tc>
+          <w:tcPr>
+            <w:tcW w:type="dxa" w:w="7143"/>
+          </w:tcPr>
+          <w:p>
+            <w:pPr>
+              <w:spacing w:after="0"/>
+            </w:pPr>
+            <w:r>
+              <w:rPr>
+                <w:sz w:val="20"/>
+              </w:rPr>
+              <w:t>entreprise qui ………………… la marchandise à son client.</w:t>
+            </w:r>
+          </w:p>
+        </w:tc>
+      </w:tr>
+      <w:tr>
+        <w:trPr>
+          <w:trHeight w:val="595"/>
+        </w:trPr>
+        <w:tc>
+          <w:tcPr>
+            <w:tcW w:type="dxa" w:w="2494"/>
+          </w:tcPr>
+          <w:p>
+            <w:pPr>
+              <w:spacing w:after="0"/>
+            </w:pPr>
+            <w:r>
+              <w:rPr>
+                <w:sz w:val="20"/>
+              </w:rPr>
+              <w:t>Transporteur</w:t>
+            </w:r>
+          </w:p>
+        </w:tc>
+        <w:tc>
+          <w:tcPr>
+            <w:tcW w:type="dxa" w:w="7143"/>
+          </w:tcPr>
+          <w:p>
+            <w:pPr>
+              <w:spacing w:after="0"/>
+            </w:pPr>
+            <w:r>
+              <w:rPr>
+                <w:sz w:val="20"/>
+              </w:rPr>
+              <w:t>entreprise qui ………………… la marchandise jusqu'au quai.</w:t>
+            </w:r>
+          </w:p>
+        </w:tc>
+      </w:tr>
+      <w:tr>
+        <w:trPr>
+          <w:trHeight w:val="595"/>
+        </w:trPr>
+        <w:tc>
+          <w:tcPr>
+            <w:tcW w:type="dxa" w:w="2494"/>
+          </w:tcPr>
+          <w:p>
+            <w:pPr>
+              <w:spacing w:after="0"/>
+            </w:pPr>
+            <w:r>
+              <w:rPr>
+                <w:sz w:val="20"/>
+              </w:rPr>
+              <w:t>Enregistreur de température</w:t>
+            </w:r>
+          </w:p>
+        </w:tc>
+        <w:tc>
+          <w:tcPr>
+            <w:tcW w:type="dxa" w:w="7143"/>
+          </w:tcPr>
+          <w:p>
+            <w:pPr>
+              <w:spacing w:after="0"/>
+            </w:pPr>
+            <w:r>
+              <w:rPr>
+                <w:sz w:val="20"/>
+              </w:rPr>
+              <w:t>appareil du camion qui mesure la température de l'………………… de la remorque.</w:t>
+            </w:r>
+          </w:p>
+        </w:tc>
+      </w:tr>
+      <w:tr>
+        <w:trPr>
+          <w:trHeight w:val="595"/>
+        </w:trPr>
+        <w:tc>
+          <w:tcPr>
+            <w:tcW w:type="dxa" w:w="2494"/>
+          </w:tcPr>
+          <w:p>
+            <w:pPr>
+              <w:spacing w:after="0"/>
+            </w:pPr>
+            <w:r>
+              <w:rPr>
+                <w:sz w:val="20"/>
+              </w:rPr>
+              <w:t>Consigne de température</w:t>
+            </w:r>
+          </w:p>
+        </w:tc>
+        <w:tc>
+          <w:tcPr>
+            <w:tcW w:type="dxa" w:w="7143"/>
+          </w:tcPr>
+          <w:p>
+            <w:pPr>
+              <w:spacing w:after="0"/>
+            </w:pPr>
+            <w:r>
+              <w:rPr>
+                <w:sz w:val="20"/>
+              </w:rPr>
+              <w:t>température que le camion doit ………………… pendant tout le trajet.</w:t>
+            </w:r>
+          </w:p>
+        </w:tc>
+      </w:tr>
+      <w:tr>
+        <w:trPr>
+          <w:trHeight w:val="595"/>
+        </w:trPr>
+        <w:tc>
+          <w:tcPr>
+            <w:tcW w:type="dxa" w:w="2494"/>
+          </w:tcPr>
+          <w:p>
+            <w:pPr>
+              <w:spacing w:after="0"/>
+            </w:pPr>
+            <w:r>
+              <w:rPr>
+                <w:sz w:val="20"/>
+              </w:rPr>
+              <w:t>Sonder à cœur</w:t>
+            </w:r>
+          </w:p>
+        </w:tc>
+        <w:tc>
+          <w:tcPr>
+            <w:tcW w:type="dxa" w:w="7143"/>
+          </w:tcPr>
+          <w:p>
+            <w:pPr>
+              <w:spacing w:after="0"/>
+            </w:pPr>
+            <w:r>
+              <w:rPr>
+                <w:sz w:val="20"/>
+              </w:rPr>
+              <w:t>planter une sonde au ………………… d'un carton, pour lire la température du produit.</w:t>
+            </w:r>
+          </w:p>
+        </w:tc>
+      </w:tr>
+      <w:tr>
+        <w:trPr>
+          <w:trHeight w:val="595"/>
+        </w:trPr>
+        <w:tc>
+          <w:tcPr>
+            <w:tcW w:type="dxa" w:w="2494"/>
+          </w:tcPr>
+          <w:p>
+            <w:pPr>
+              <w:spacing w:after="0"/>
+            </w:pPr>
+            <w:r>
+              <w:rPr>
+                <w:sz w:val="20"/>
+              </w:rPr>
+              <w:t>Réserve</w:t>
+            </w:r>
+          </w:p>
+        </w:tc>
+        <w:tc>
+          <w:tcPr>
+            <w:tcW w:type="dxa" w:w="7143"/>
+          </w:tcPr>
+          <w:p>
+            <w:pPr>
+              <w:spacing w:after="0"/>
+            </w:pPr>
+            <w:r>
+              <w:rPr>
+                <w:sz w:val="20"/>
+              </w:rPr>
+              <w:t>remarque écrite sur le BL, devant le …………………, quand quelque chose ne va pas.</w:t>
+            </w:r>
+          </w:p>
+        </w:tc>
+      </w:tr>
+      <w:tr>
+        <w:trPr>
+          <w:trHeight w:val="595"/>
+        </w:trPr>
+        <w:tc>
+          <w:tcPr>
+            <w:tcW w:type="dxa" w:w="2494"/>
+          </w:tcPr>
+          <w:p>
+            <w:pPr>
+              <w:spacing w:after="0"/>
+            </w:pPr>
+            <w:r>
+              <w:rPr>
+                <w:sz w:val="20"/>
+              </w:rPr>
+              <w:t>Chaîne du froid</w:t>
+            </w:r>
+          </w:p>
+        </w:tc>
+        <w:tc>
+          <w:tcPr>
+            <w:tcW w:type="dxa" w:w="7143"/>
+          </w:tcPr>
+          <w:p>
+            <w:pPr>
+              <w:spacing w:after="0"/>
+            </w:pPr>
+            <w:r>
+              <w:rPr>
+                <w:sz w:val="20"/>
+              </w:rPr>
+              <w:t>garder un surgelé au froid sans aucune …………………, de l'usine jusqu'au client.</w:t>
+            </w:r>
+          </w:p>
+        </w:tc>
+      </w:tr>
+    </w:tbl>
+    <w:p>
+      <w:pPr>
+        <w:spacing w:after="40"/>
+      </w:pPr>
+    </w:p>
+    <w:p>
+      <w:pPr>
+        <w:pageBreakBefore/>
+        <w:spacing w:after="40"/>
+      </w:pPr>
+      <w:r>
+        <w:rPr>
+          <w:rFonts w:ascii="Consolas" w:hAnsi="Consolas"/>
+          <w:b/>
+          <w:color w:val="595959"/>
+          <w:sz w:val="19"/>
+        </w:rPr>
+        <w:t>À la maison — pour aller plus loin</w:t>
+      </w:r>
+    </w:p>
+    <w:p>
+      <w:pPr>
+        <w:spacing w:after="120"/>
+      </w:pPr>
+      <w:r>
+        <w:rPr>
+          <w:b/>
+          <w:color w:val="111111"/>
+          <w:sz w:val="30"/>
+        </w:rPr>
+        <w:t>Le camion du mardi</w:t>
+      </w:r>
+    </w:p>
+    <w:p>
+      <w:pPr>
+        <w:keepNext/>
+        <w:spacing w:before="0" w:after="80"/>
+      </w:pPr>
+      <w:r>
+        <w:rPr>
+          <w:b w:val="0"/>
+          <w:color w:val="1A1A1A"/>
+          <w:sz w:val="22"/>
+        </w:rPr>
+        <w:t>Mardi, 6 h 00, quai 32. Un camion arrive avec trois palettes. Le ticket de l'enregistreur est parfait : la consigne est −20 °C et la température est restée entre −20,5 °C et −21,2 °C. Voici ce que tu relèves.</w:t>
+      </w:r>
+    </w:p>
+    <w:tbl>
+      <w:tblPr>
+        <w:tblStyle w:val="TableGrid"/>
+        <w:tblW w:type="auto" w:w="0"/>
+        <w:jc w:val="left"/>
+        <w:tblLook w:firstColumn="1" w:firstRow="1" w:lastColumn="0" w:lastRow="0" w:noHBand="0" w:noVBand="1" w:val="04A0"/>
+      </w:tblPr>
+      <w:tblGrid>
+        <w:gridCol w:w="10086"/>
+      </w:tblGrid>
+      <w:tr>
+        <w:trPr>
+          <w:cantSplit/>
+        </w:trPr>
+        <w:tc>
+          <w:tcPr>
+            <w:tcW w:type="dxa" w:w="10086"/>
+            <w:shd w:fill="F2F2F2"/>
+          </w:tcPr>
+          <w:p>
+            <w:pPr>
+              <w:keepNext/>
+              <w:spacing w:after="40"/>
+            </w:pPr>
+            <w:r>
+              <w:rPr>
+                <w:b/>
+                <w:color w:val="111111"/>
+                <w:sz w:val="20"/>
+              </w:rPr>
+              <w:t>Tes relevés :</w:t>
+            </w:r>
+          </w:p>
+          <w:p>
+            <w:pPr>
+              <w:keepNext/>
+              <w:spacing w:before="0" w:after="40"/>
+              <w:ind w:left="397" w:hanging="227"/>
+            </w:pPr>
+            <w:r>
+              <w:rPr>
+                <w:sz w:val="20"/>
+              </w:rPr>
+              <w:t>•  M1, glaces au chocolat, BL : 40 cartons. Couche de 4 × 2 cartons, 5 couches, 2 cartons manquent dessus. Sonde : −19,0 °C. Étiquette conforme.</w:t>
+            </w:r>
+          </w:p>
+          <w:p>
+            <w:pPr>
+              <w:keepNext/>
+              <w:spacing w:before="0" w:after="40"/>
+              <w:ind w:left="397" w:hanging="227"/>
+            </w:pPr>
+            <w:r>
+              <w:rPr>
+                <w:sz w:val="20"/>
+              </w:rPr>
+              <w:t>•  M2, poêlée de légumes, BL : 36 cartons. Couche de 6 cartons, 6 couches complètes. Sonde : −16,4 °C. Étiquette conforme.</w:t>
+            </w:r>
+          </w:p>
+          <w:p>
+            <w:pPr>
+              <w:spacing w:before="0" w:after="0"/>
+              <w:ind w:left="397" w:hanging="227"/>
+            </w:pPr>
+            <w:r>
+              <w:rPr>
+                <w:sz w:val="20"/>
+              </w:rPr>
+              <w:t>•  M3, frites, BL : 30 cartons (réf. FRI-1000). Couche de 6 cartons, 5 couches complètes. Sonde : −20,8 °C. L'étiquette dit FRI-750.</w:t>
+            </w:r>
+          </w:p>
+        </w:tc>
+      </w:tr>
+    </w:tbl>
+    <w:p>
+      <w:pPr>
+        <w:keepNext/>
+        <w:spacing w:after="40"/>
+      </w:pPr>
+    </w:p>
+    <w:tbl>
+      <w:tblPr>
+        <w:tblStyle w:val="TableGrid"/>
+        <w:tblW w:type="auto" w:w="0"/>
+        <w:jc w:val="left"/>
+        <w:tblLook w:firstColumn="1" w:firstRow="1" w:lastColumn="0" w:lastRow="0" w:noHBand="0" w:noVBand="1" w:val="04A0"/>
+      </w:tblPr>
+      <w:tblGrid>
+        <w:gridCol w:w="10086"/>
+      </w:tblGrid>
+      <w:tr>
+        <w:tc>
+          <w:tcPr>
+            <w:tcW w:type="dxa" w:w="10086"/>
+            <w:shd w:fill="F2F2F2"/>
+          </w:tcPr>
+          <w:p>
+            <w:pPr>
+              <w:spacing w:after="0"/>
+            </w:pPr>
+            <w:r>
+              <w:rPr>
+                <w:b/>
+                <w:color w:val="111111"/>
+                <w:sz w:val="20"/>
+              </w:rPr>
+              <w:t xml:space="preserve">Règle du quai : </w:t>
+            </w:r>
+            <w:r>
+              <w:rPr>
+                <w:sz w:val="20"/>
+              </w:rPr>
+              <w:t>−18 °C ou plus froid : on accepte. Entre −18 °C et −15 °C : on accepte avec réserves. Plus chaud que −15 °C : on refuse.</w:t>
+            </w:r>
+          </w:p>
+        </w:tc>
+      </w:tr>
+    </w:tbl>
+    <w:p>
+      <w:pPr>
+        <w:keepNext/>
+        <w:spacing w:after="40"/>
+      </w:pPr>
+    </w:p>
+    <w:tbl>
+      <w:tblPr>
+        <w:tblStyle w:val="TableGrid"/>
+        <w:tblW w:type="auto" w:w="0"/>
+        <w:tblLayout w:type="fixed"/>
+        <w:tblLook w:firstColumn="1" w:firstRow="1" w:lastColumn="0" w:lastRow="0" w:noHBand="0" w:noVBand="1" w:val="04A0"/>
+      </w:tblPr>
+      <w:tblGrid>
+        <w:gridCol w:w="907"/>
+        <w:gridCol w:w="2835"/>
+        <w:gridCol w:w="1020"/>
+        <w:gridCol w:w="2381"/>
+        <w:gridCol w:w="2494"/>
+      </w:tblGrid>
+      <w:tr>
+        <w:tc>
+          <w:tcPr>
+            <w:tcW w:type="dxa" w:w="907"/>
+            <w:shd w:fill="E8E8E8"/>
+          </w:tcPr>
+          <w:p>
+            <w:pPr>
+              <w:keepNext/>
+              <w:spacing w:after="0"/>
+            </w:pPr>
+            <w:r>
+              <w:rPr>
+                <w:b/>
+                <w:color w:val="111111"/>
+                <w:sz w:val="20"/>
+              </w:rPr>
+              <w:t>Palette</w:t>
+            </w:r>
+          </w:p>
+        </w:tc>
+        <w:tc>
+          <w:tcPr>
+            <w:tcW w:type="dxa" w:w="2835"/>
+            <w:shd w:fill="E8E8E8"/>
+          </w:tcPr>
+          <w:p>
+            <w:pPr>
+              <w:keepNext/>
+              <w:spacing w:after="0"/>
+            </w:pPr>
+            <w:r>
+              <w:rPr>
+                <w:b/>
+                <w:color w:val="111111"/>
+                <w:sz w:val="20"/>
+              </w:rPr>
+              <w:t>Mon calcul du comptage</w:t>
+            </w:r>
+          </w:p>
+        </w:tc>
+        <w:tc>
+          <w:tcPr>
+            <w:tcW w:type="dxa" w:w="1020"/>
+            <w:shd w:fill="E8E8E8"/>
+          </w:tcPr>
+          <w:p>
+            <w:pPr>
+              <w:keepNext/>
+              <w:spacing w:after="0"/>
+            </w:pPr>
+            <w:r>
+              <w:rPr>
+                <w:b/>
+                <w:color w:val="111111"/>
+                <w:sz w:val="20"/>
+              </w:rPr>
+              <w:t>Cartons</w:t>
+            </w:r>
+          </w:p>
+        </w:tc>
+        <w:tc>
+          <w:tcPr>
+            <w:tcW w:type="dxa" w:w="2381"/>
+            <w:shd w:fill="E8E8E8"/>
+          </w:tcPr>
+          <w:p>
+            <w:pPr>
+              <w:keepNext/>
+              <w:spacing w:after="0"/>
+            </w:pPr>
+            <w:r>
+              <w:rPr>
+                <w:b/>
+                <w:color w:val="111111"/>
+                <w:sz w:val="20"/>
+              </w:rPr>
+              <w:t>Décision</w:t>
+            </w:r>
+          </w:p>
+        </w:tc>
+        <w:tc>
+          <w:tcPr>
+            <w:tcW w:type="dxa" w:w="2494"/>
+            <w:shd w:fill="E8E8E8"/>
+          </w:tcPr>
+          <w:p>
+            <w:pPr>
+              <w:keepNext/>
+              <w:spacing w:after="0"/>
+            </w:pPr>
+            <w:r>
+              <w:rPr>
+                <w:b/>
+                <w:color w:val="111111"/>
+                <w:sz w:val="20"/>
+              </w:rPr>
+              <w:t>Motif</w:t>
+            </w:r>
+          </w:p>
+        </w:tc>
+      </w:tr>
+      <w:tr>
+        <w:trPr>
+          <w:trHeight w:val="624"/>
+        </w:trPr>
+        <w:tc>
+          <w:tcPr>
+            <w:tcW w:type="dxa" w:w="907"/>
+          </w:tcPr>
+          <w:p>
+            <w:pPr>
+              <w:spacing w:after="0"/>
+            </w:pPr>
+            <w:r>
+              <w:rPr>
+                <w:sz w:val="20"/>
+              </w:rPr>
+              <w:t>M1</w:t>
+            </w:r>
+          </w:p>
+        </w:tc>
+        <w:tc>
+          <w:tcPr>
+            <w:tcW w:type="dxa" w:w="2835"/>
+          </w:tcPr>
+          <w:p/>
+        </w:tc>
+        <w:tc>
+          <w:tcPr>
+            <w:tcW w:type="dxa" w:w="1020"/>
+          </w:tcPr>
+          <w:p/>
+        </w:tc>
+        <w:tc>
+          <w:tcPr>
+            <w:tcW w:type="dxa" w:w="2381"/>
+          </w:tcPr>
+          <w:p/>
+        </w:tc>
+        <w:tc>
+          <w:tcPr>
+            <w:tcW w:type="dxa" w:w="2494"/>
+          </w:tcPr>
+          <w:p/>
+        </w:tc>
+      </w:tr>
+      <w:tr>
+        <w:trPr>
+          <w:trHeight w:val="624"/>
+        </w:trPr>
+        <w:tc>
+          <w:tcPr>
+            <w:tcW w:type="dxa" w:w="907"/>
+          </w:tcPr>
+          <w:p>
+            <w:pPr>
+              <w:spacing w:after="0"/>
+            </w:pPr>
+            <w:r>
+              <w:rPr>
+                <w:sz w:val="20"/>
+              </w:rPr>
+              <w:t>M2</w:t>
+            </w:r>
+          </w:p>
+        </w:tc>
+        <w:tc>
+          <w:tcPr>
+            <w:tcW w:type="dxa" w:w="2835"/>
+          </w:tcPr>
+          <w:p/>
+        </w:tc>
+        <w:tc>
+          <w:tcPr>
+            <w:tcW w:type="dxa" w:w="1020"/>
+          </w:tcPr>
+          <w:p/>
+        </w:tc>
+        <w:tc>
+          <w:tcPr>
+            <w:tcW w:type="dxa" w:w="2381"/>
+          </w:tcPr>
+          <w:p/>
+        </w:tc>
+        <w:tc>
+          <w:tcPr>
+            <w:tcW w:type="dxa" w:w="2494"/>
+          </w:tcPr>
+          <w:p/>
+        </w:tc>
+      </w:tr>
+      <w:tr>
+        <w:trPr>
+          <w:trHeight w:val="624"/>
+        </w:trPr>
+        <w:tc>
+          <w:tcPr>
+            <w:tcW w:type="dxa" w:w="907"/>
+          </w:tcPr>
+          <w:p>
+            <w:pPr>
+              <w:spacing w:after="0"/>
+            </w:pPr>
+            <w:r>
+              <w:rPr>
+                <w:sz w:val="20"/>
+              </w:rPr>
+              <w:t>M3</w:t>
+            </w:r>
+          </w:p>
+        </w:tc>
+        <w:tc>
+          <w:tcPr>
+            <w:tcW w:type="dxa" w:w="2835"/>
+          </w:tcPr>
+          <w:p/>
+        </w:tc>
+        <w:tc>
+          <w:tcPr>
+            <w:tcW w:type="dxa" w:w="1020"/>
+          </w:tcPr>
+          <w:p/>
+        </w:tc>
+        <w:tc>
+          <w:tcPr>
+            <w:tcW w:type="dxa" w:w="2381"/>
+          </w:tcPr>
+          <w:p/>
+        </w:tc>
+        <w:tc>
+          <w:tcPr>
+            <w:tcW w:type="dxa" w:w="2494"/>
+          </w:tcPr>
+          <w:p/>
+        </w:tc>
+      </w:tr>
+    </w:tbl>
+    <w:p>
+      <w:pPr>
+        <w:keepNext/>
+        <w:spacing w:after="40"/>
+      </w:pPr>
+    </w:p>
+    <w:tbl>
+      <w:tblPr>
+        <w:tblStyle w:val="TableGrid"/>
+        <w:tblW w:type="auto" w:w="0"/>
+        <w:tblLook w:firstColumn="1" w:firstRow="1" w:lastColumn="0" w:lastRow="0" w:noHBand="0" w:noVBand="1" w:val="04A0"/>
+      </w:tblPr>
+      <w:tblGrid>
+        <w:gridCol w:w="10086"/>
+      </w:tblGrid>
+      <w:tr>
+        <w:trPr>
+          <w:cantSplit/>
+          <w:trHeight w:val="1474"/>
+        </w:trPr>
+        <w:tc>
+          <w:tcPr>
+            <w:tcW w:type="dxa" w:w="10086"/>
+            <w:shd w:fill="FAFAFA"/>
+          </w:tcPr>
+          <w:p>
+            <w:pPr>
+              <w:spacing w:after="80"/>
+            </w:pPr>
+            <w:r>
+              <w:rPr>
+                <w:b/>
+                <w:sz w:val="21"/>
+              </w:rPr>
+              <w:t>Écris la réserve de la palette M2, comme tu l'écrirais sur le BL.</w:t>
+            </w:r>
+          </w:p>
+          <w:p>
+            <w:pPr>
+              <w:spacing w:before="0" w:after="80"/>
+            </w:pPr>
+            <w:r>
+              <w:rPr>
+                <w:sz w:val="22"/>
+              </w:rPr>
+            </w:r>
+          </w:p>
+          <w:p>
+            <w:pPr>
+              <w:spacing w:before="0" w:after="80"/>
+            </w:pPr>
+            <w:r>
+              <w:rPr>
+                <w:sz w:val="22"/>
+              </w:rPr>
+            </w:r>
+          </w:p>
+        </w:tc>
+      </w:tr>
+    </w:tbl>
+    <w:p>
+      <w:pPr>
+        <w:spacing w:after="0" w:line="60" w:lineRule="exact"/>
+      </w:pPr>
+      <w:r>
+        <w:rPr>
+          <w:sz w:val="10"/>
+        </w:rPr>
+      </w:r>
+    </w:p>
+    <w:p>
+      <w:pPr>
+        <w:keepNext/>
+        <w:spacing w:before="160" w:after="80"/>
+      </w:pPr>
+      <w:r>
+        <w:rPr>
+          <w:b/>
+          <w:color w:val="111111"/>
+          <w:sz w:val="23"/>
+        </w:rPr>
+        <w:t>Pour réfléchir</w:t>
+      </w:r>
+      <w:r>
+        <w:rPr>
+          <w:color w:val="595959"/>
+          <w:sz w:val="19"/>
+        </w:rPr>
+        <w:t xml:space="preserve">   Il n'y a pas une seule bonne réponse : explique la tienne, avec tes mots.</w:t>
+      </w:r>
+    </w:p>
+    <w:tbl>
+      <w:tblPr>
+        <w:tblStyle w:val="TableGrid"/>
+        <w:tblW w:type="auto" w:w="0"/>
+        <w:tblLook w:firstColumn="1" w:firstRow="1" w:lastColumn="0" w:lastRow="0" w:noHBand="0" w:noVBand="1" w:val="04A0"/>
+      </w:tblPr>
+      <w:tblGrid>
+        <w:gridCol w:w="10086"/>
+      </w:tblGrid>
+      <w:tr>
+        <w:trPr>
+          <w:cantSplit/>
+          <w:trHeight w:val="2438"/>
+        </w:trPr>
+        <w:tc>
+          <w:tcPr>
+            <w:tcW w:type="dxa" w:w="10086"/>
+            <w:shd w:fill="FAFAFA"/>
+          </w:tcPr>
+          <w:p>
+            <w:pPr>
+              <w:spacing w:after="80"/>
+            </w:pPr>
+            <w:r>
+              <w:rPr>
+                <w:b/>
+                <w:sz w:val="21"/>
+              </w:rPr>
+              <w:t>Le ticket du camion était parfait. Qu'aurais-tu laissé passer si tu ne t'étais fié qu'à lui ?</w:t>
+            </w:r>
+          </w:p>
+          <w:p>
+            <w:pPr>
+              <w:spacing w:before="0" w:after="80"/>
+            </w:pPr>
+            <w:r>
+              <w:rPr>
+                <w:sz w:val="22"/>
+              </w:rPr>
+            </w:r>
+          </w:p>
+          <w:p>
+            <w:pPr>
+              <w:spacing w:before="0" w:after="80"/>
+            </w:pPr>
+            <w:r>
+              <w:rPr>
+                <w:sz w:val="22"/>
+              </w:rPr>
+            </w:r>
+          </w:p>
+          <w:p>
+            <w:pPr>
+              <w:spacing w:before="0" w:after="80"/>
+            </w:pPr>
+            <w:r>
+              <w:rPr>
+                <w:sz w:val="22"/>
+              </w:rPr>
+            </w:r>
+          </w:p>
+          <w:p>
+            <w:pPr>
+              <w:spacing w:before="0" w:after="80"/>
+            </w:pPr>
+            <w:r>
+              <w:rPr>
+                <w:sz w:val="22"/>
+              </w:rPr>
+            </w:r>
+          </w:p>
+        </w:tc>
+      </w:tr>
+    </w:tbl>
+    <w:p>
+      <w:pPr>
+        <w:spacing w:after="0" w:line="60" w:lineRule="exact"/>
+      </w:pPr>
+      <w:r>
+        <w:rPr>
+          <w:sz w:val="10"/>
+        </w:rPr>
+      </w:r>
+    </w:p>
     <w:sectPr>
+      <w:type w:val="oddPage"/>
       <w:pgSz w:w="12240" w:h="15840"/>
       <w:pgMar w:top="680" w:right="1077" w:bottom="737" w:left="1077" w:header="720" w:footer="720" w:gutter="0"/>
       <w:cols w:space="720"/>

--- a/contenus/trames/ENT-4.1-picard-premier-camion-trame-eleve.docx
+++ b/contenus/trames/ENT-4.1-picard-premier-camion-trame-eleve.docx
@@ -12,7 +12,7 @@
       <w:r>
         <w:drawing>
           <wp:inline xmlns:a="http://schemas.openxmlformats.org/drawingml/2006/main" xmlns:pic="http://schemas.openxmlformats.org/drawingml/2006/picture">
-            <wp:extent cx="413999" cy="413999"/>
+            <wp:extent cx="1861364" cy="468000"/>
             <wp:docPr id="1" name="Picture 1"/>
             <wp:cNvGraphicFramePr>
               <a:graphicFrameLocks noChangeAspect="1"/>
@@ -21,7 +21,7 @@
               <a:graphicData uri="http://schemas.openxmlformats.org/drawingml/2006/picture">
                 <pic:pic>
                   <pic:nvPicPr>
-                    <pic:cNvPr id="0" name="logo.png"/>
+                    <pic:cNvPr id="0" name="simulog.png"/>
                     <pic:cNvPicPr/>
                   </pic:nvPicPr>
                   <pic:blipFill>
@@ -33,7 +33,7 @@
                   <pic:spPr>
                     <a:xfrm>
                       <a:off x="0" y="0"/>
-                      <a:ext cx="413999" cy="413999"/>
+                      <a:ext cx="1861364" cy="468000"/>
                     </a:xfrm>
                     <a:prstGeom prst="rect"/>
                   </pic:spPr>
@@ -42,14 +42,6 @@
             </a:graphic>
           </wp:inline>
         </w:drawing>
-      </w:r>
-      <w:r>
-        <w:rPr>
-          <w:b/>
-          <w:color w:val="111111"/>
-          <w:sz w:val="40"/>
-        </w:rPr>
-        <w:t xml:space="preserve">  Simulog</w:t>
       </w:r>
       <w:r>
         <w:tab/>
